--- a/exports/qa-package/03_De_kiem_tra_KHTN8.docx
+++ b/exports/qa-package/03_De_kiem_tra_KHTN8.docx
@@ -355,7 +355,7 @@
           <w:sz w:val="20"/>
           <w:szCs w:val="20"/>
         </w:rPr>
-        <w:t xml:space="preserve">[Bối cảnh &amp; Dữ liệu: Bảng theo dõi các chỉ số sinh lí của học sinh Nam (14 tuổi) trong tiết Thể dục]</w:t>
+        <w:t xml:space="preserve">[Bối cảnh &amp; Dữ liệu: Áp suất tác dụng lên thợ lặn ở các độ sâu khác nhau (Khối lượng riêng nước biển d = 10300 N/m3)]</w:t>
       </w:r>
     </w:p>
     <w:p>
@@ -487,7 +487,7 @@
           <w:sz w:val="20"/>
           <w:szCs w:val="20"/>
         </w:rPr>
-        <w:t xml:space="preserve">[Bối cảnh &amp; Dữ liệu: Áp suất tác dụng lên thợ lặn ở các độ sâu khác nhau (Khối lượng riêng nước biển d = 10300 N/m3)]</w:t>
+        <w:t xml:space="preserve">[Bối cảnh &amp; Dữ liệu: Diễn biến độ mặn (gam muối / lít nước) tại trạm đo sông Hàm Luông theo các tháng mùa khô]</w:t>
       </w:r>
     </w:p>
     <w:p>
@@ -751,7 +751,7 @@
           <w:sz w:val="20"/>
           <w:szCs w:val="20"/>
         </w:rPr>
-        <w:t xml:space="preserve">[Bối cảnh &amp; Dữ liệu: Diễn biến độ mặn (gam muối / lít nước) tại trạm đo sông Hàm Luông theo các tháng mùa khô]</w:t>
+        <w:t xml:space="preserve">[Bối cảnh &amp; Dữ liệu: Áp suất tác dụng lên thợ lặn ở các độ sâu khác nhau (Khối lượng riêng nước biển d = 10300 N/m3)]</w:t>
       </w:r>
     </w:p>
     <w:p>
@@ -883,7 +883,7 @@
           <w:sz w:val="20"/>
           <w:szCs w:val="20"/>
         </w:rPr>
-        <w:t xml:space="preserve">[Bối cảnh &amp; Dữ liệu: Bảng theo dõi các chỉ số sinh lí của học sinh Nam (14 tuổi) trong tiết Thể dục]</w:t>
+        <w:t xml:space="preserve">[Bối cảnh &amp; Dữ liệu: Diễn biến độ mặn (gam muối / lít nước) tại trạm đo sông Hàm Luông theo các tháng mùa khô]</w:t>
       </w:r>
     </w:p>
     <w:p>
@@ -1015,7 +1015,7 @@
           <w:sz w:val="20"/>
           <w:szCs w:val="20"/>
         </w:rPr>
-        <w:t xml:space="preserve">[Bối cảnh &amp; Dữ liệu: Áp suất tác dụng lên thợ lặn ở các độ sâu khác nhau (Khối lượng riêng nước biển d = 10300 N/m3)]</w:t>
+        <w:t xml:space="preserve">[Bối cảnh &amp; Dữ liệu: Bảng theo dõi các chỉ số sinh lí của học sinh Nam (14 tuổi) trong tiết Thể dục]</w:t>
       </w:r>
     </w:p>
     <w:p>
@@ -1867,7 +1867,7 @@
           <w:sz w:val="20"/>
           <w:szCs w:val="20"/>
         </w:rPr>
-        <w:t xml:space="preserve">[Bối cảnh &amp; Dữ liệu: Diễn biến độ mặn (gam muối / lít nước) tại trạm đo sông Hàm Luông theo các tháng mùa khô]</w:t>
+        <w:t xml:space="preserve">[Bối cảnh &amp; Dữ liệu: Áp suất tác dụng lên thợ lặn ở các độ sâu khác nhau (Khối lượng riêng nước biển d = 10300 N/m3)]</w:t>
       </w:r>
     </w:p>
     <w:p>
@@ -2144,7 +2144,7 @@
           <w:sz w:val="20"/>
           <w:szCs w:val="20"/>
         </w:rPr>
-        <w:t xml:space="preserve">[Bối cảnh &amp; Dữ liệu: Bảng theo dõi các chỉ số sinh lí của học sinh Nam (14 tuổi) trong tiết Thể dục]</w:t>
+        <w:t xml:space="preserve">[Bối cảnh &amp; Dữ liệu: Diễn biến độ mặn (gam muối / lít nước) tại trạm đo sông Hàm Luông theo các tháng mùa khô]</w:t>
       </w:r>
     </w:p>
     <w:p>
@@ -2260,7 +2260,7 @@
           <w:sz w:val="20"/>
           <w:szCs w:val="20"/>
         </w:rPr>
-        <w:t xml:space="preserve">[Bối cảnh &amp; Dữ liệu: Áp suất tác dụng lên thợ lặn ở các độ sâu khác nhau (Khối lượng riêng nước biển d = 10300 N/m3)]</w:t>
+        <w:t xml:space="preserve">[Bối cảnh &amp; Dữ liệu: Bảng theo dõi các chỉ số sinh lí của học sinh Nam (14 tuổi) trong tiết Thể dục]</w:t>
       </w:r>
     </w:p>
     <w:p>

--- a/exports/qa-package/03_De_kiem_tra_KHTN8.docx
+++ b/exports/qa-package/03_De_kiem_tra_KHTN8.docx
@@ -787,6 +787,121 @@
           <w:sz w:val="22"/>
           <w:szCs w:val="22"/>
         </w:rPr>
+        <w:t xml:space="preserve">Theo chương trình Khoa học tự nhiên 8, nội dung nào sau đây là đúng khi nói về "Dung dịch và nồng độ dung dịch"?</w:t>
+      </w:r>
+    </w:p>
+    <w:p>
+      <w:pPr>
+        <w:spacing w:after="40"/>
+      </w:pPr>
+      <w:r>
+        <w:rPr>
+          <w:rFonts w:ascii="Times New Roman" w:cs="Times New Roman" w:eastAsia="Times New Roman" w:hAnsi="Times New Roman"/>
+          <w:b/>
+          <w:bCs/>
+          <w:sz w:val="22"/>
+          <w:szCs w:val="22"/>
+        </w:rPr>
+        <w:t xml:space="preserve">   A. </w:t>
+      </w:r>
+      <w:r>
+        <w:rPr>
+          <w:rFonts w:ascii="Times New Roman" w:cs="Times New Roman" w:eastAsia="Times New Roman" w:hAnsi="Times New Roman"/>
+          <w:sz w:val="22"/>
+          <w:szCs w:val="22"/>
+        </w:rPr>
+        <w:t xml:space="preserve">Dung dịch và nồng độ dung dịch</w:t>
+      </w:r>
+    </w:p>
+    <w:p>
+      <w:pPr>
+        <w:spacing w:after="40"/>
+      </w:pPr>
+      <w:r>
+        <w:rPr>
+          <w:rFonts w:ascii="Times New Roman" w:cs="Times New Roman" w:eastAsia="Times New Roman" w:hAnsi="Times New Roman"/>
+          <w:b/>
+          <w:bCs/>
+          <w:sz w:val="22"/>
+          <w:szCs w:val="22"/>
+        </w:rPr>
+        <w:t xml:space="preserve">   B. </w:t>
+      </w:r>
+      <w:r>
+        <w:rPr>
+          <w:rFonts w:ascii="Times New Roman" w:cs="Times New Roman" w:eastAsia="Times New Roman" w:hAnsi="Times New Roman"/>
+          <w:sz w:val="22"/>
+          <w:szCs w:val="22"/>
+        </w:rPr>
+        <w:t xml:space="preserve">Quá trình diễn ra độc lập và không tuân theo các định luật bảo toàn của tự nhiên.</w:t>
+      </w:r>
+    </w:p>
+    <w:p>
+      <w:pPr>
+        <w:spacing w:after="40"/>
+      </w:pPr>
+      <w:r>
+        <w:rPr>
+          <w:rFonts w:ascii="Times New Roman" w:cs="Times New Roman" w:eastAsia="Times New Roman" w:hAnsi="Times New Roman"/>
+          <w:b/>
+          <w:bCs/>
+          <w:sz w:val="22"/>
+          <w:szCs w:val="22"/>
+        </w:rPr>
+        <w:t xml:space="preserve">   C. </w:t>
+      </w:r>
+      <w:r>
+        <w:rPr>
+          <w:rFonts w:ascii="Times New Roman" w:cs="Times New Roman" w:eastAsia="Times New Roman" w:hAnsi="Times New Roman"/>
+          <w:sz w:val="22"/>
+          <w:szCs w:val="22"/>
+        </w:rPr>
+        <w:t xml:space="preserve">Hiện tượng xảy ra ngẫu nhiên và không chịu sự chi phối của các yếu tố môi trường.</w:t>
+      </w:r>
+    </w:p>
+    <w:p>
+      <w:pPr>
+        <w:spacing w:after="40"/>
+      </w:pPr>
+      <w:r>
+        <w:rPr>
+          <w:rFonts w:ascii="Times New Roman" w:cs="Times New Roman" w:eastAsia="Times New Roman" w:hAnsi="Times New Roman"/>
+          <w:b/>
+          <w:bCs/>
+          <w:sz w:val="22"/>
+          <w:szCs w:val="22"/>
+        </w:rPr>
+        <w:t xml:space="preserve">   D. </w:t>
+      </w:r>
+      <w:r>
+        <w:rPr>
+          <w:rFonts w:ascii="Times New Roman" w:cs="Times New Roman" w:eastAsia="Times New Roman" w:hAnsi="Times New Roman"/>
+          <w:sz w:val="22"/>
+          <w:szCs w:val="22"/>
+        </w:rPr>
+        <w:t xml:space="preserve">Kết quả khảo sát không thể kiểm chứng lại bằng các phương pháp thực nghiệm khoa học.</w:t>
+      </w:r>
+    </w:p>
+    <w:p>
+      <w:pPr>
+        <w:spacing w:after="80" w:before="120"/>
+      </w:pPr>
+      <w:r>
+        <w:rPr>
+          <w:rFonts w:ascii="Times New Roman" w:cs="Times New Roman" w:eastAsia="Times New Roman" w:hAnsi="Times New Roman"/>
+          <w:b/>
+          <w:bCs/>
+          <w:sz w:val="22"/>
+          <w:szCs w:val="22"/>
+        </w:rPr>
+        <w:t xml:space="preserve">Câu 8. </w:t>
+      </w:r>
+      <w:r>
+        <w:rPr>
+          <w:rFonts w:ascii="Times New Roman" w:cs="Times New Roman" w:eastAsia="Times New Roman" w:hAnsi="Times New Roman"/>
+          <w:sz w:val="22"/>
+          <w:szCs w:val="22"/>
+        </w:rPr>
         <w:t xml:space="preserve">Chất khí nào chiếm tỉ lệ thể tích lớn nhất trong thành phần không khí khô (khoảng 78%)?</w:t>
       </w:r>
     </w:p>
@@ -894,15 +1009,15 @@
           <w:sz w:val="22"/>
           <w:szCs w:val="22"/>
         </w:rPr>
-        <w:t xml:space="preserve">Câu 8. </w:t>
-      </w:r>
-      <w:r>
-        <w:rPr>
-          <w:rFonts w:ascii="Times New Roman" w:cs="Times New Roman" w:eastAsia="Times New Roman" w:hAnsi="Times New Roman"/>
-          <w:sz w:val="22"/>
-          <w:szCs w:val="22"/>
-        </w:rPr>
-        <w:t xml:space="preserve">Chất khí nào chiếm tỉ lệ thể tích lớn nhất trong thành phần không khí khô (khoảng 78%)?</w:t>
+        <w:t xml:space="preserve">Câu 9. </w:t>
+      </w:r>
+      <w:r>
+        <w:rPr>
+          <w:rFonts w:ascii="Times New Roman" w:cs="Times New Roman" w:eastAsia="Times New Roman" w:hAnsi="Times New Roman"/>
+          <w:sz w:val="22"/>
+          <w:szCs w:val="22"/>
+        </w:rPr>
+        <w:t xml:space="preserve">Đơn vị đo khối lượng hợp pháp trong hệ thống đo lường của nước ta (SI) là</w:t>
       </w:r>
     </w:p>
     <w:p>
@@ -925,7 +1040,7 @@
           <w:sz w:val="22"/>
           <w:szCs w:val="22"/>
         </w:rPr>
-        <w:t xml:space="preserve">Khí oxygen.</w:t>
+        <w:t xml:space="preserve">gam (g).</w:t>
       </w:r>
     </w:p>
     <w:p>
@@ -948,7 +1063,7 @@
           <w:sz w:val="22"/>
           <w:szCs w:val="22"/>
         </w:rPr>
-        <w:t xml:space="preserve">Khí nitrogen.</w:t>
+        <w:t xml:space="preserve">kilôgam (kg).</w:t>
       </w:r>
     </w:p>
     <w:p>
@@ -971,7 +1086,7 @@
           <w:sz w:val="22"/>
           <w:szCs w:val="22"/>
         </w:rPr>
-        <w:t xml:space="preserve">Khí carbon dioxide.</w:t>
+        <w:t xml:space="preserve">tấn (t).</w:t>
       </w:r>
     </w:p>
     <w:p>
@@ -994,7 +1109,7 @@
           <w:sz w:val="22"/>
           <w:szCs w:val="22"/>
         </w:rPr>
-        <w:t xml:space="preserve">Khí hydrogen.</w:t>
+        <w:t xml:space="preserve">tạ.</w:t>
       </w:r>
     </w:p>
     <w:p>
@@ -1009,7 +1124,122 @@
           <w:sz w:val="22"/>
           <w:szCs w:val="22"/>
         </w:rPr>
-        <w:t xml:space="preserve">Câu 9. </w:t>
+        <w:t xml:space="preserve">Câu 10. </w:t>
+      </w:r>
+      <w:r>
+        <w:rPr>
+          <w:rFonts w:ascii="Times New Roman" w:cs="Times New Roman" w:eastAsia="Times New Roman" w:hAnsi="Times New Roman"/>
+          <w:sz w:val="22"/>
+          <w:szCs w:val="22"/>
+        </w:rPr>
+        <w:t xml:space="preserve">Đơn vị đo khối lượng hợp pháp trong hệ thống đo lường của nước ta (SI) là</w:t>
+      </w:r>
+    </w:p>
+    <w:p>
+      <w:pPr>
+        <w:spacing w:after="40"/>
+      </w:pPr>
+      <w:r>
+        <w:rPr>
+          <w:rFonts w:ascii="Times New Roman" w:cs="Times New Roman" w:eastAsia="Times New Roman" w:hAnsi="Times New Roman"/>
+          <w:b/>
+          <w:bCs/>
+          <w:sz w:val="22"/>
+          <w:szCs w:val="22"/>
+        </w:rPr>
+        <w:t xml:space="preserve">   A. </w:t>
+      </w:r>
+      <w:r>
+        <w:rPr>
+          <w:rFonts w:ascii="Times New Roman" w:cs="Times New Roman" w:eastAsia="Times New Roman" w:hAnsi="Times New Roman"/>
+          <w:sz w:val="22"/>
+          <w:szCs w:val="22"/>
+        </w:rPr>
+        <w:t xml:space="preserve">gam (g).</w:t>
+      </w:r>
+    </w:p>
+    <w:p>
+      <w:pPr>
+        <w:spacing w:after="40"/>
+      </w:pPr>
+      <w:r>
+        <w:rPr>
+          <w:rFonts w:ascii="Times New Roman" w:cs="Times New Roman" w:eastAsia="Times New Roman" w:hAnsi="Times New Roman"/>
+          <w:b/>
+          <w:bCs/>
+          <w:sz w:val="22"/>
+          <w:szCs w:val="22"/>
+        </w:rPr>
+        <w:t xml:space="preserve">   B. </w:t>
+      </w:r>
+      <w:r>
+        <w:rPr>
+          <w:rFonts w:ascii="Times New Roman" w:cs="Times New Roman" w:eastAsia="Times New Roman" w:hAnsi="Times New Roman"/>
+          <w:sz w:val="22"/>
+          <w:szCs w:val="22"/>
+        </w:rPr>
+        <w:t xml:space="preserve">kilôgam (kg).</w:t>
+      </w:r>
+    </w:p>
+    <w:p>
+      <w:pPr>
+        <w:spacing w:after="40"/>
+      </w:pPr>
+      <w:r>
+        <w:rPr>
+          <w:rFonts w:ascii="Times New Roman" w:cs="Times New Roman" w:eastAsia="Times New Roman" w:hAnsi="Times New Roman"/>
+          <w:b/>
+          <w:bCs/>
+          <w:sz w:val="22"/>
+          <w:szCs w:val="22"/>
+        </w:rPr>
+        <w:t xml:space="preserve">   C. </w:t>
+      </w:r>
+      <w:r>
+        <w:rPr>
+          <w:rFonts w:ascii="Times New Roman" w:cs="Times New Roman" w:eastAsia="Times New Roman" w:hAnsi="Times New Roman"/>
+          <w:sz w:val="22"/>
+          <w:szCs w:val="22"/>
+        </w:rPr>
+        <w:t xml:space="preserve">tấn (t).</w:t>
+      </w:r>
+    </w:p>
+    <w:p>
+      <w:pPr>
+        <w:spacing w:after="40"/>
+      </w:pPr>
+      <w:r>
+        <w:rPr>
+          <w:rFonts w:ascii="Times New Roman" w:cs="Times New Roman" w:eastAsia="Times New Roman" w:hAnsi="Times New Roman"/>
+          <w:b/>
+          <w:bCs/>
+          <w:sz w:val="22"/>
+          <w:szCs w:val="22"/>
+        </w:rPr>
+        <w:t xml:space="preserve">   D. </w:t>
+      </w:r>
+      <w:r>
+        <w:rPr>
+          <w:rFonts w:ascii="Times New Roman" w:cs="Times New Roman" w:eastAsia="Times New Roman" w:hAnsi="Times New Roman"/>
+          <w:sz w:val="22"/>
+          <w:szCs w:val="22"/>
+        </w:rPr>
+        <w:t xml:space="preserve">tạ.</w:t>
+      </w:r>
+    </w:p>
+    <w:p>
+      <w:pPr>
+        <w:spacing w:after="80" w:before="120"/>
+      </w:pPr>
+      <w:r>
+        <w:rPr>
+          <w:rFonts w:ascii="Times New Roman" w:cs="Times New Roman" w:eastAsia="Times New Roman" w:hAnsi="Times New Roman"/>
+          <w:b/>
+          <w:bCs/>
+          <w:sz w:val="22"/>
+          <w:szCs w:val="22"/>
+        </w:rPr>
+        <w:t xml:space="preserve">Câu 11. </w:t>
       </w:r>
       <w:r>
         <w:rPr>
@@ -1110,236 +1340,6 @@
           <w:szCs w:val="22"/>
         </w:rPr>
         <w:t xml:space="preserve">Kết quả khảo sát không thể kiểm chứng lại bằng các phương pháp thực nghiệm khoa học.</w:t>
-      </w:r>
-    </w:p>
-    <w:p>
-      <w:pPr>
-        <w:spacing w:after="80" w:before="120"/>
-      </w:pPr>
-      <w:r>
-        <w:rPr>
-          <w:rFonts w:ascii="Times New Roman" w:cs="Times New Roman" w:eastAsia="Times New Roman" w:hAnsi="Times New Roman"/>
-          <w:b/>
-          <w:bCs/>
-          <w:sz w:val="22"/>
-          <w:szCs w:val="22"/>
-        </w:rPr>
-        <w:t xml:space="preserve">Câu 10. </w:t>
-      </w:r>
-      <w:r>
-        <w:rPr>
-          <w:rFonts w:ascii="Times New Roman" w:cs="Times New Roman" w:eastAsia="Times New Roman" w:hAnsi="Times New Roman"/>
-          <w:sz w:val="22"/>
-          <w:szCs w:val="22"/>
-        </w:rPr>
-        <w:t xml:space="preserve">Đơn vị đo khối lượng hợp pháp trong hệ thống đo lường của nước ta (SI) là</w:t>
-      </w:r>
-    </w:p>
-    <w:p>
-      <w:pPr>
-        <w:spacing w:after="40"/>
-      </w:pPr>
-      <w:r>
-        <w:rPr>
-          <w:rFonts w:ascii="Times New Roman" w:cs="Times New Roman" w:eastAsia="Times New Roman" w:hAnsi="Times New Roman"/>
-          <w:b/>
-          <w:bCs/>
-          <w:sz w:val="22"/>
-          <w:szCs w:val="22"/>
-        </w:rPr>
-        <w:t xml:space="preserve">   A. </w:t>
-      </w:r>
-      <w:r>
-        <w:rPr>
-          <w:rFonts w:ascii="Times New Roman" w:cs="Times New Roman" w:eastAsia="Times New Roman" w:hAnsi="Times New Roman"/>
-          <w:sz w:val="22"/>
-          <w:szCs w:val="22"/>
-        </w:rPr>
-        <w:t xml:space="preserve">gam (g).</w:t>
-      </w:r>
-    </w:p>
-    <w:p>
-      <w:pPr>
-        <w:spacing w:after="40"/>
-      </w:pPr>
-      <w:r>
-        <w:rPr>
-          <w:rFonts w:ascii="Times New Roman" w:cs="Times New Roman" w:eastAsia="Times New Roman" w:hAnsi="Times New Roman"/>
-          <w:b/>
-          <w:bCs/>
-          <w:sz w:val="22"/>
-          <w:szCs w:val="22"/>
-        </w:rPr>
-        <w:t xml:space="preserve">   B. </w:t>
-      </w:r>
-      <w:r>
-        <w:rPr>
-          <w:rFonts w:ascii="Times New Roman" w:cs="Times New Roman" w:eastAsia="Times New Roman" w:hAnsi="Times New Roman"/>
-          <w:sz w:val="22"/>
-          <w:szCs w:val="22"/>
-        </w:rPr>
-        <w:t xml:space="preserve">kilôgam (kg).</w:t>
-      </w:r>
-    </w:p>
-    <w:p>
-      <w:pPr>
-        <w:spacing w:after="40"/>
-      </w:pPr>
-      <w:r>
-        <w:rPr>
-          <w:rFonts w:ascii="Times New Roman" w:cs="Times New Roman" w:eastAsia="Times New Roman" w:hAnsi="Times New Roman"/>
-          <w:b/>
-          <w:bCs/>
-          <w:sz w:val="22"/>
-          <w:szCs w:val="22"/>
-        </w:rPr>
-        <w:t xml:space="preserve">   C. </w:t>
-      </w:r>
-      <w:r>
-        <w:rPr>
-          <w:rFonts w:ascii="Times New Roman" w:cs="Times New Roman" w:eastAsia="Times New Roman" w:hAnsi="Times New Roman"/>
-          <w:sz w:val="22"/>
-          <w:szCs w:val="22"/>
-        </w:rPr>
-        <w:t xml:space="preserve">tấn (t).</w:t>
-      </w:r>
-    </w:p>
-    <w:p>
-      <w:pPr>
-        <w:spacing w:after="40"/>
-      </w:pPr>
-      <w:r>
-        <w:rPr>
-          <w:rFonts w:ascii="Times New Roman" w:cs="Times New Roman" w:eastAsia="Times New Roman" w:hAnsi="Times New Roman"/>
-          <w:b/>
-          <w:bCs/>
-          <w:sz w:val="22"/>
-          <w:szCs w:val="22"/>
-        </w:rPr>
-        <w:t xml:space="preserve">   D. </w:t>
-      </w:r>
-      <w:r>
-        <w:rPr>
-          <w:rFonts w:ascii="Times New Roman" w:cs="Times New Roman" w:eastAsia="Times New Roman" w:hAnsi="Times New Roman"/>
-          <w:sz w:val="22"/>
-          <w:szCs w:val="22"/>
-        </w:rPr>
-        <w:t xml:space="preserve">tạ.</w:t>
-      </w:r>
-    </w:p>
-    <w:p>
-      <w:pPr>
-        <w:spacing w:after="80" w:before="120"/>
-      </w:pPr>
-      <w:r>
-        <w:rPr>
-          <w:rFonts w:ascii="Times New Roman" w:cs="Times New Roman" w:eastAsia="Times New Roman" w:hAnsi="Times New Roman"/>
-          <w:b/>
-          <w:bCs/>
-          <w:sz w:val="22"/>
-          <w:szCs w:val="22"/>
-        </w:rPr>
-        <w:t xml:space="preserve">Câu 11. </w:t>
-      </w:r>
-      <w:r>
-        <w:rPr>
-          <w:rFonts w:ascii="Times New Roman" w:cs="Times New Roman" w:eastAsia="Times New Roman" w:hAnsi="Times New Roman"/>
-          <w:sz w:val="22"/>
-          <w:szCs w:val="22"/>
-        </w:rPr>
-        <w:t xml:space="preserve">Đơn vị đo khối lượng hợp pháp trong hệ thống đo lường của nước ta (SI) là</w:t>
-      </w:r>
-    </w:p>
-    <w:p>
-      <w:pPr>
-        <w:spacing w:after="40"/>
-      </w:pPr>
-      <w:r>
-        <w:rPr>
-          <w:rFonts w:ascii="Times New Roman" w:cs="Times New Roman" w:eastAsia="Times New Roman" w:hAnsi="Times New Roman"/>
-          <w:b/>
-          <w:bCs/>
-          <w:sz w:val="22"/>
-          <w:szCs w:val="22"/>
-        </w:rPr>
-        <w:t xml:space="preserve">   A. </w:t>
-      </w:r>
-      <w:r>
-        <w:rPr>
-          <w:rFonts w:ascii="Times New Roman" w:cs="Times New Roman" w:eastAsia="Times New Roman" w:hAnsi="Times New Roman"/>
-          <w:sz w:val="22"/>
-          <w:szCs w:val="22"/>
-        </w:rPr>
-        <w:t xml:space="preserve">gam (g).</w:t>
-      </w:r>
-    </w:p>
-    <w:p>
-      <w:pPr>
-        <w:spacing w:after="40"/>
-      </w:pPr>
-      <w:r>
-        <w:rPr>
-          <w:rFonts w:ascii="Times New Roman" w:cs="Times New Roman" w:eastAsia="Times New Roman" w:hAnsi="Times New Roman"/>
-          <w:b/>
-          <w:bCs/>
-          <w:sz w:val="22"/>
-          <w:szCs w:val="22"/>
-        </w:rPr>
-        <w:t xml:space="preserve">   B. </w:t>
-      </w:r>
-      <w:r>
-        <w:rPr>
-          <w:rFonts w:ascii="Times New Roman" w:cs="Times New Roman" w:eastAsia="Times New Roman" w:hAnsi="Times New Roman"/>
-          <w:sz w:val="22"/>
-          <w:szCs w:val="22"/>
-        </w:rPr>
-        <w:t xml:space="preserve">kilôgam (kg).</w:t>
-      </w:r>
-    </w:p>
-    <w:p>
-      <w:pPr>
-        <w:spacing w:after="40"/>
-      </w:pPr>
-      <w:r>
-        <w:rPr>
-          <w:rFonts w:ascii="Times New Roman" w:cs="Times New Roman" w:eastAsia="Times New Roman" w:hAnsi="Times New Roman"/>
-          <w:b/>
-          <w:bCs/>
-          <w:sz w:val="22"/>
-          <w:szCs w:val="22"/>
-        </w:rPr>
-        <w:t xml:space="preserve">   C. </w:t>
-      </w:r>
-      <w:r>
-        <w:rPr>
-          <w:rFonts w:ascii="Times New Roman" w:cs="Times New Roman" w:eastAsia="Times New Roman" w:hAnsi="Times New Roman"/>
-          <w:sz w:val="22"/>
-          <w:szCs w:val="22"/>
-        </w:rPr>
-        <w:t xml:space="preserve">tấn (t).</w:t>
-      </w:r>
-    </w:p>
-    <w:p>
-      <w:pPr>
-        <w:spacing w:after="40"/>
-      </w:pPr>
-      <w:r>
-        <w:rPr>
-          <w:rFonts w:ascii="Times New Roman" w:cs="Times New Roman" w:eastAsia="Times New Roman" w:hAnsi="Times New Roman"/>
-          <w:b/>
-          <w:bCs/>
-          <w:sz w:val="22"/>
-          <w:szCs w:val="22"/>
-        </w:rPr>
-        <w:t xml:space="preserve">   D. </w:t>
-      </w:r>
-      <w:r>
-        <w:rPr>
-          <w:rFonts w:ascii="Times New Roman" w:cs="Times New Roman" w:eastAsia="Times New Roman" w:hAnsi="Times New Roman"/>
-          <w:sz w:val="22"/>
-          <w:szCs w:val="22"/>
-        </w:rPr>
-        <w:t xml:space="preserve">tạ.</w:t>
       </w:r>
     </w:p>
     <w:p>
@@ -2810,7 +2810,7 @@
           <w:sz w:val="20"/>
           <w:szCs w:val="20"/>
         </w:rPr>
-        <w:t xml:space="preserve">Thí sinh trả lời từ câu 17 đến câu 19. Điền câu trả lời ngắn gọn (thuật ngữ, tên chất hoặc kết quả tính toán). Mỗi câu trả lời đúng được 0.5 điểm.</w:t>
+        <w:t xml:space="preserve">Thí sinh trả lời từ câu 17 đến câu 19. Viết con số kết quả tính toán (kèm đơn vị đo quy định) vào ô trả lời. Mỗi câu trả lời đúng được 0.5 điểm.</w:t>
       </w:r>
     </w:p>
     <w:p>

--- a/exports/qa-package/03_De_kiem_tra_KHTN8.docx
+++ b/exports/qa-package/03_De_kiem_tra_KHTN8.docx
@@ -327,6 +327,121 @@
           <w:sz w:val="22"/>
           <w:szCs w:val="22"/>
         </w:rPr>
+        <w:t xml:space="preserve">Dung dịch có giá trị pH nào sau đây làm đổi màu giấy quỳ tím sang màu đỏ?</w:t>
+      </w:r>
+    </w:p>
+    <w:p>
+      <w:pPr>
+        <w:spacing w:after="40"/>
+      </w:pPr>
+      <w:r>
+        <w:rPr>
+          <w:rFonts w:ascii="Times New Roman" w:cs="Times New Roman" w:eastAsia="Times New Roman" w:hAnsi="Times New Roman"/>
+          <w:b/>
+          <w:bCs/>
+          <w:sz w:val="22"/>
+          <w:szCs w:val="22"/>
+        </w:rPr>
+        <w:t xml:space="preserve">   A. </w:t>
+      </w:r>
+      <w:r>
+        <w:rPr>
+          <w:rFonts w:ascii="Times New Roman" w:cs="Times New Roman" w:eastAsia="Times New Roman" w:hAnsi="Times New Roman"/>
+          <w:sz w:val="22"/>
+          <w:szCs w:val="22"/>
+        </w:rPr>
+        <w:t xml:space="preserve">pH = 7 (nước cất).</w:t>
+      </w:r>
+    </w:p>
+    <w:p>
+      <w:pPr>
+        <w:spacing w:after="40"/>
+      </w:pPr>
+      <w:r>
+        <w:rPr>
+          <w:rFonts w:ascii="Times New Roman" w:cs="Times New Roman" w:eastAsia="Times New Roman" w:hAnsi="Times New Roman"/>
+          <w:b/>
+          <w:bCs/>
+          <w:sz w:val="22"/>
+          <w:szCs w:val="22"/>
+        </w:rPr>
+        <w:t xml:space="preserve">   B. </w:t>
+      </w:r>
+      <w:r>
+        <w:rPr>
+          <w:rFonts w:ascii="Times New Roman" w:cs="Times New Roman" w:eastAsia="Times New Roman" w:hAnsi="Times New Roman"/>
+          <w:sz w:val="22"/>
+          <w:szCs w:val="22"/>
+        </w:rPr>
+        <w:t xml:space="preserve">pH = 3 (dung dịch acid).</w:t>
+      </w:r>
+    </w:p>
+    <w:p>
+      <w:pPr>
+        <w:spacing w:after="40"/>
+      </w:pPr>
+      <w:r>
+        <w:rPr>
+          <w:rFonts w:ascii="Times New Roman" w:cs="Times New Roman" w:eastAsia="Times New Roman" w:hAnsi="Times New Roman"/>
+          <w:b/>
+          <w:bCs/>
+          <w:sz w:val="22"/>
+          <w:szCs w:val="22"/>
+        </w:rPr>
+        <w:t xml:space="preserve">   C. </w:t>
+      </w:r>
+      <w:r>
+        <w:rPr>
+          <w:rFonts w:ascii="Times New Roman" w:cs="Times New Roman" w:eastAsia="Times New Roman" w:hAnsi="Times New Roman"/>
+          <w:sz w:val="22"/>
+          <w:szCs w:val="22"/>
+        </w:rPr>
+        <w:t xml:space="preserve">pH = 9 (dung dịch base).</w:t>
+      </w:r>
+    </w:p>
+    <w:p>
+      <w:pPr>
+        <w:spacing w:after="40"/>
+      </w:pPr>
+      <w:r>
+        <w:rPr>
+          <w:rFonts w:ascii="Times New Roman" w:cs="Times New Roman" w:eastAsia="Times New Roman" w:hAnsi="Times New Roman"/>
+          <w:b/>
+          <w:bCs/>
+          <w:sz w:val="22"/>
+          <w:szCs w:val="22"/>
+        </w:rPr>
+        <w:t xml:space="preserve">   D. </w:t>
+      </w:r>
+      <w:r>
+        <w:rPr>
+          <w:rFonts w:ascii="Times New Roman" w:cs="Times New Roman" w:eastAsia="Times New Roman" w:hAnsi="Times New Roman"/>
+          <w:sz w:val="22"/>
+          <w:szCs w:val="22"/>
+        </w:rPr>
+        <w:t xml:space="preserve">pH = 12 (nước vôi trong).</w:t>
+      </w:r>
+    </w:p>
+    <w:p>
+      <w:pPr>
+        <w:spacing w:after="80" w:before="120"/>
+      </w:pPr>
+      <w:r>
+        <w:rPr>
+          <w:rFonts w:ascii="Times New Roman" w:cs="Times New Roman" w:eastAsia="Times New Roman" w:hAnsi="Times New Roman"/>
+          <w:b/>
+          <w:bCs/>
+          <w:sz w:val="22"/>
+          <w:szCs w:val="22"/>
+        </w:rPr>
+        <w:t xml:space="preserve">Câu 4. </w:t>
+      </w:r>
+      <w:r>
+        <w:rPr>
+          <w:rFonts w:ascii="Times New Roman" w:cs="Times New Roman" w:eastAsia="Times New Roman" w:hAnsi="Times New Roman"/>
+          <w:sz w:val="22"/>
+          <w:szCs w:val="22"/>
+        </w:rPr>
         <w:t xml:space="preserve">Theo chương trình Khoa học tự nhiên 8, nội dung nào sau đây là đúng khi nói về "Phản ứng hóa học"?</w:t>
       </w:r>
     </w:p>
@@ -434,15 +549,15 @@
           <w:sz w:val="22"/>
           <w:szCs w:val="22"/>
         </w:rPr>
-        <w:t xml:space="preserve">Câu 4. </w:t>
-      </w:r>
-      <w:r>
-        <w:rPr>
-          <w:rFonts w:ascii="Times New Roman" w:cs="Times New Roman" w:eastAsia="Times New Roman" w:hAnsi="Times New Roman"/>
-          <w:sz w:val="22"/>
-          <w:szCs w:val="22"/>
-        </w:rPr>
-        <w:t xml:space="preserve">Dung dịch có giá trị pH nào sau đây làm đổi màu giấy quỳ tím sang màu đỏ?</w:t>
+        <w:t xml:space="preserve">Câu 5. </w:t>
+      </w:r>
+      <w:r>
+        <w:rPr>
+          <w:rFonts w:ascii="Times New Roman" w:cs="Times New Roman" w:eastAsia="Times New Roman" w:hAnsi="Times New Roman"/>
+          <w:sz w:val="22"/>
+          <w:szCs w:val="22"/>
+        </w:rPr>
+        <w:t xml:space="preserve">Khí nào chiếm tỉ lệ thể tích lớn nhất trong thành phần không khí khô (khoảng 78%)?</w:t>
       </w:r>
     </w:p>
     <w:p>
@@ -465,7 +580,7 @@
           <w:sz w:val="22"/>
           <w:szCs w:val="22"/>
         </w:rPr>
-        <w:t xml:space="preserve">pH = 7 (nước cất).</w:t>
+        <w:t xml:space="preserve">Khí oxygen.</w:t>
       </w:r>
     </w:p>
     <w:p>
@@ -488,7 +603,7 @@
           <w:sz w:val="22"/>
           <w:szCs w:val="22"/>
         </w:rPr>
-        <w:t xml:space="preserve">pH = 3 (dung dịch acid).</w:t>
+        <w:t xml:space="preserve">Khí nitrogen.</w:t>
       </w:r>
     </w:p>
     <w:p>
@@ -511,7 +626,7 @@
           <w:sz w:val="22"/>
           <w:szCs w:val="22"/>
         </w:rPr>
-        <w:t xml:space="preserve">pH = 9 (dung dịch base).</w:t>
+        <w:t xml:space="preserve">Khí carbon dioxide.</w:t>
       </w:r>
     </w:p>
     <w:p>
@@ -534,7 +649,7 @@
           <w:sz w:val="22"/>
           <w:szCs w:val="22"/>
         </w:rPr>
-        <w:t xml:space="preserve">pH = 12 (nước vôi trong).</w:t>
+        <w:t xml:space="preserve">Hơi nước và các khí hiếm.</w:t>
       </w:r>
     </w:p>
     <w:p>
@@ -549,7 +664,7 @@
           <w:sz w:val="22"/>
           <w:szCs w:val="22"/>
         </w:rPr>
-        <w:t xml:space="preserve">Câu 5. </w:t>
+        <w:t xml:space="preserve">Câu 6. </w:t>
       </w:r>
       <w:r>
         <w:rPr>
@@ -664,15 +779,15 @@
           <w:sz w:val="22"/>
           <w:szCs w:val="22"/>
         </w:rPr>
-        <w:t xml:space="preserve">Câu 6. </w:t>
-      </w:r>
-      <w:r>
-        <w:rPr>
-          <w:rFonts w:ascii="Times New Roman" w:cs="Times New Roman" w:eastAsia="Times New Roman" w:hAnsi="Times New Roman"/>
-          <w:sz w:val="22"/>
-          <w:szCs w:val="22"/>
-        </w:rPr>
-        <w:t xml:space="preserve">Chất khí nào chiếm tỉ lệ thể tích lớn nhất trong thành phần không khí khô (khoảng 78%)?</w:t>
+        <w:t xml:space="preserve">Câu 7. </w:t>
+      </w:r>
+      <w:r>
+        <w:rPr>
+          <w:rFonts w:ascii="Times New Roman" w:cs="Times New Roman" w:eastAsia="Times New Roman" w:hAnsi="Times New Roman"/>
+          <w:sz w:val="22"/>
+          <w:szCs w:val="22"/>
+        </w:rPr>
+        <w:t xml:space="preserve">Theo chương trình Khoa học tự nhiên 8, nội dung nào sau đây là đúng khi nói về "Dung dịch và nồng độ dung dịch"?</w:t>
       </w:r>
     </w:p>
     <w:p>
@@ -695,7 +810,7 @@
           <w:sz w:val="22"/>
           <w:szCs w:val="22"/>
         </w:rPr>
-        <w:t xml:space="preserve">Khí oxygen.</w:t>
+        <w:t xml:space="preserve">Dung dịch và nồng độ dung dịch</w:t>
       </w:r>
     </w:p>
     <w:p>
@@ -718,7 +833,7 @@
           <w:sz w:val="22"/>
           <w:szCs w:val="22"/>
         </w:rPr>
-        <w:t xml:space="preserve">Khí nitrogen.</w:t>
+        <w:t xml:space="preserve">Quá trình diễn ra độc lập và không tuân theo các định luật bảo toàn của tự nhiên.</w:t>
       </w:r>
     </w:p>
     <w:p>
@@ -741,7 +856,7 @@
           <w:sz w:val="22"/>
           <w:szCs w:val="22"/>
         </w:rPr>
-        <w:t xml:space="preserve">Khí carbon dioxide.</w:t>
+        <w:t xml:space="preserve">Hiện tượng xảy ra ngẫu nhiên và không chịu sự chi phối của các yếu tố môi trường.</w:t>
       </w:r>
     </w:p>
     <w:p>
@@ -764,7 +879,7 @@
           <w:sz w:val="22"/>
           <w:szCs w:val="22"/>
         </w:rPr>
-        <w:t xml:space="preserve">Khí hydrogen.</w:t>
+        <w:t xml:space="preserve">Kết quả khảo sát không thể kiểm chứng lại bằng các phương pháp thực nghiệm khoa học.</w:t>
       </w:r>
     </w:p>
     <w:p>
@@ -779,7 +894,7 @@
           <w:sz w:val="22"/>
           <w:szCs w:val="22"/>
         </w:rPr>
-        <w:t xml:space="preserve">Câu 7. </w:t>
+        <w:t xml:space="preserve">Câu 8. </w:t>
       </w:r>
       <w:r>
         <w:rPr>
@@ -894,15 +1009,15 @@
           <w:sz w:val="22"/>
           <w:szCs w:val="22"/>
         </w:rPr>
-        <w:t xml:space="preserve">Câu 8. </w:t>
-      </w:r>
-      <w:r>
-        <w:rPr>
-          <w:rFonts w:ascii="Times New Roman" w:cs="Times New Roman" w:eastAsia="Times New Roman" w:hAnsi="Times New Roman"/>
-          <w:sz w:val="22"/>
-          <w:szCs w:val="22"/>
-        </w:rPr>
-        <w:t xml:space="preserve">Chất khí nào chiếm tỉ lệ thể tích lớn nhất trong thành phần không khí khô (khoảng 78%)?</w:t>
+        <w:t xml:space="preserve">Câu 9. </w:t>
+      </w:r>
+      <w:r>
+        <w:rPr>
+          <w:rFonts w:ascii="Times New Roman" w:cs="Times New Roman" w:eastAsia="Times New Roman" w:hAnsi="Times New Roman"/>
+          <w:sz w:val="22"/>
+          <w:szCs w:val="22"/>
+        </w:rPr>
+        <w:t xml:space="preserve">Theo chương trình Khoa học tự nhiên 8, nội dung nào sau đây là đúng khi nói về "Định luật bảo toàn khối lượng và phương trình hóa học"?</w:t>
       </w:r>
     </w:p>
     <w:p>
@@ -925,7 +1040,7 @@
           <w:sz w:val="22"/>
           <w:szCs w:val="22"/>
         </w:rPr>
-        <w:t xml:space="preserve">Khí oxygen.</w:t>
+        <w:t xml:space="preserve">Định luật bảo toàn khối lượng và phương trình hóa học</w:t>
       </w:r>
     </w:p>
     <w:p>
@@ -948,7 +1063,7 @@
           <w:sz w:val="22"/>
           <w:szCs w:val="22"/>
         </w:rPr>
-        <w:t xml:space="preserve">Khí nitrogen.</w:t>
+        <w:t xml:space="preserve">Quá trình diễn ra độc lập và không tuân theo các định luật bảo toàn của tự nhiên.</w:t>
       </w:r>
     </w:p>
     <w:p>
@@ -971,7 +1086,7 @@
           <w:sz w:val="22"/>
           <w:szCs w:val="22"/>
         </w:rPr>
-        <w:t xml:space="preserve">Khí carbon dioxide.</w:t>
+        <w:t xml:space="preserve">Hiện tượng xảy ra ngẫu nhiên và không chịu sự chi phối của các yếu tố môi trường.</w:t>
       </w:r>
     </w:p>
     <w:p>
@@ -994,7 +1109,7 @@
           <w:sz w:val="22"/>
           <w:szCs w:val="22"/>
         </w:rPr>
-        <w:t xml:space="preserve">Khí hydrogen.</w:t>
+        <w:t xml:space="preserve">Kết quả khảo sát không thể kiểm chứng lại bằng các phương pháp thực nghiệm khoa học.</w:t>
       </w:r>
     </w:p>
     <w:p>
@@ -1009,15 +1124,15 @@
           <w:sz w:val="22"/>
           <w:szCs w:val="22"/>
         </w:rPr>
-        <w:t xml:space="preserve">Câu 9. </w:t>
-      </w:r>
-      <w:r>
-        <w:rPr>
-          <w:rFonts w:ascii="Times New Roman" w:cs="Times New Roman" w:eastAsia="Times New Roman" w:hAnsi="Times New Roman"/>
-          <w:sz w:val="22"/>
-          <w:szCs w:val="22"/>
-        </w:rPr>
-        <w:t xml:space="preserve">Đơn vị đo khối lượng hợp pháp trong hệ thống đo lường của nước ta (SI) là</w:t>
+        <w:t xml:space="preserve">Câu 10. </w:t>
+      </w:r>
+      <w:r>
+        <w:rPr>
+          <w:rFonts w:ascii="Times New Roman" w:cs="Times New Roman" w:eastAsia="Times New Roman" w:hAnsi="Times New Roman"/>
+          <w:sz w:val="22"/>
+          <w:szCs w:val="22"/>
+        </w:rPr>
+        <w:t xml:space="preserve">Theo chương trình Khoa học tự nhiên 8, nội dung nào sau đây là đúng khi nói về "Định luật bảo toàn khối lượng và phương trình hóa học"?</w:t>
       </w:r>
     </w:p>
     <w:p>
@@ -1040,7 +1155,7 @@
           <w:sz w:val="22"/>
           <w:szCs w:val="22"/>
         </w:rPr>
-        <w:t xml:space="preserve">gam (g).</w:t>
+        <w:t xml:space="preserve">Định luật bảo toàn khối lượng và phương trình hóa học</w:t>
       </w:r>
     </w:p>
     <w:p>
@@ -1063,7 +1178,7 @@
           <w:sz w:val="22"/>
           <w:szCs w:val="22"/>
         </w:rPr>
-        <w:t xml:space="preserve">kilôgam (kg).</w:t>
+        <w:t xml:space="preserve">Quá trình diễn ra độc lập và không tuân theo các định luật bảo toàn của tự nhiên.</w:t>
       </w:r>
     </w:p>
     <w:p>
@@ -1086,7 +1201,7 @@
           <w:sz w:val="22"/>
           <w:szCs w:val="22"/>
         </w:rPr>
-        <w:t xml:space="preserve">tấn (t).</w:t>
+        <w:t xml:space="preserve">Hiện tượng xảy ra ngẫu nhiên và không chịu sự chi phối của các yếu tố môi trường.</w:t>
       </w:r>
     </w:p>
     <w:p>
@@ -1109,122 +1224,7 @@
           <w:sz w:val="22"/>
           <w:szCs w:val="22"/>
         </w:rPr>
-        <w:t xml:space="preserve">tạ.</w:t>
-      </w:r>
-    </w:p>
-    <w:p>
-      <w:pPr>
-        <w:spacing w:after="80" w:before="120"/>
-      </w:pPr>
-      <w:r>
-        <w:rPr>
-          <w:rFonts w:ascii="Times New Roman" w:cs="Times New Roman" w:eastAsia="Times New Roman" w:hAnsi="Times New Roman"/>
-          <w:b/>
-          <w:bCs/>
-          <w:sz w:val="22"/>
-          <w:szCs w:val="22"/>
-        </w:rPr>
-        <w:t xml:space="preserve">Câu 10. </w:t>
-      </w:r>
-      <w:r>
-        <w:rPr>
-          <w:rFonts w:ascii="Times New Roman" w:cs="Times New Roman" w:eastAsia="Times New Roman" w:hAnsi="Times New Roman"/>
-          <w:sz w:val="22"/>
-          <w:szCs w:val="22"/>
-        </w:rPr>
-        <w:t xml:space="preserve">Đơn vị đo khối lượng hợp pháp trong hệ thống đo lường của nước ta (SI) là</w:t>
-      </w:r>
-    </w:p>
-    <w:p>
-      <w:pPr>
-        <w:spacing w:after="40"/>
-      </w:pPr>
-      <w:r>
-        <w:rPr>
-          <w:rFonts w:ascii="Times New Roman" w:cs="Times New Roman" w:eastAsia="Times New Roman" w:hAnsi="Times New Roman"/>
-          <w:b/>
-          <w:bCs/>
-          <w:sz w:val="22"/>
-          <w:szCs w:val="22"/>
-        </w:rPr>
-        <w:t xml:space="preserve">   A. </w:t>
-      </w:r>
-      <w:r>
-        <w:rPr>
-          <w:rFonts w:ascii="Times New Roman" w:cs="Times New Roman" w:eastAsia="Times New Roman" w:hAnsi="Times New Roman"/>
-          <w:sz w:val="22"/>
-          <w:szCs w:val="22"/>
-        </w:rPr>
-        <w:t xml:space="preserve">gam (g).</w:t>
-      </w:r>
-    </w:p>
-    <w:p>
-      <w:pPr>
-        <w:spacing w:after="40"/>
-      </w:pPr>
-      <w:r>
-        <w:rPr>
-          <w:rFonts w:ascii="Times New Roman" w:cs="Times New Roman" w:eastAsia="Times New Roman" w:hAnsi="Times New Roman"/>
-          <w:b/>
-          <w:bCs/>
-          <w:sz w:val="22"/>
-          <w:szCs w:val="22"/>
-        </w:rPr>
-        <w:t xml:space="preserve">   B. </w:t>
-      </w:r>
-      <w:r>
-        <w:rPr>
-          <w:rFonts w:ascii="Times New Roman" w:cs="Times New Roman" w:eastAsia="Times New Roman" w:hAnsi="Times New Roman"/>
-          <w:sz w:val="22"/>
-          <w:szCs w:val="22"/>
-        </w:rPr>
-        <w:t xml:space="preserve">kilôgam (kg).</w:t>
-      </w:r>
-    </w:p>
-    <w:p>
-      <w:pPr>
-        <w:spacing w:after="40"/>
-      </w:pPr>
-      <w:r>
-        <w:rPr>
-          <w:rFonts w:ascii="Times New Roman" w:cs="Times New Roman" w:eastAsia="Times New Roman" w:hAnsi="Times New Roman"/>
-          <w:b/>
-          <w:bCs/>
-          <w:sz w:val="22"/>
-          <w:szCs w:val="22"/>
-        </w:rPr>
-        <w:t xml:space="preserve">   C. </w:t>
-      </w:r>
-      <w:r>
-        <w:rPr>
-          <w:rFonts w:ascii="Times New Roman" w:cs="Times New Roman" w:eastAsia="Times New Roman" w:hAnsi="Times New Roman"/>
-          <w:sz w:val="22"/>
-          <w:szCs w:val="22"/>
-        </w:rPr>
-        <w:t xml:space="preserve">tấn (t).</w:t>
-      </w:r>
-    </w:p>
-    <w:p>
-      <w:pPr>
-        <w:spacing w:after="40"/>
-      </w:pPr>
-      <w:r>
-        <w:rPr>
-          <w:rFonts w:ascii="Times New Roman" w:cs="Times New Roman" w:eastAsia="Times New Roman" w:hAnsi="Times New Roman"/>
-          <w:b/>
-          <w:bCs/>
-          <w:sz w:val="22"/>
-          <w:szCs w:val="22"/>
-        </w:rPr>
-        <w:t xml:space="preserve">   D. </w:t>
-      </w:r>
-      <w:r>
-        <w:rPr>
-          <w:rFonts w:ascii="Times New Roman" w:cs="Times New Roman" w:eastAsia="Times New Roman" w:hAnsi="Times New Roman"/>
-          <w:sz w:val="22"/>
-          <w:szCs w:val="22"/>
-        </w:rPr>
-        <w:t xml:space="preserve">tạ.</w:t>
+        <w:t xml:space="preserve">Kết quả khảo sát không thể kiểm chứng lại bằng các phương pháp thực nghiệm khoa học.</w:t>
       </w:r>
     </w:p>
     <w:p>

--- a/exports/qa-package/03_De_kiem_tra_KHTN8.docx
+++ b/exports/qa-package/03_De_kiem_tra_KHTN8.docx
@@ -4,6 +4,7 @@
   <w:body>
     <w:p>
       <w:pPr>
+        <w:spacing w:after="20" w:before="0"/>
         <w:jc w:val="center"/>
       </w:pPr>
       <w:r>
@@ -14,10 +15,30 @@
           <w:sz w:val="22"/>
           <w:szCs w:val="22"/>
         </w:rPr>
-        <w:t xml:space="preserve">TRƯỜNG THCS &amp; THPT PHAN VĂN TRỊ
-TỔ KHOA HỌC TỰ NHIÊN
-</w:t>
-      </w:r>
+        <w:t xml:space="preserve">TRƯỜNG THCS &amp; THPT PHAN VĂN TRỊ</w:t>
+      </w:r>
+    </w:p>
+    <w:p>
+      <w:pPr>
+        <w:spacing w:after="120"/>
+        <w:jc w:val="center"/>
+      </w:pPr>
+      <w:r>
+        <w:rPr>
+          <w:rFonts w:ascii="Times New Roman" w:cs="Times New Roman" w:eastAsia="Times New Roman" w:hAnsi="Times New Roman"/>
+          <w:b/>
+          <w:bCs/>
+          <w:sz w:val="22"/>
+          <w:szCs w:val="22"/>
+        </w:rPr>
+        <w:t xml:space="preserve">TỔ KHOA HỌC TỰ NHIÊN</w:t>
+      </w:r>
+    </w:p>
+    <w:p>
+      <w:pPr>
+        <w:spacing w:after="60" w:before="60"/>
+        <w:jc w:val="center"/>
+      </w:pPr>
       <w:r>
         <w:rPr>
           <w:rFonts w:ascii="Times New Roman" w:cs="Times New Roman" w:eastAsia="Times New Roman" w:hAnsi="Times New Roman"/>
@@ -27,10 +48,14 @@
           <w:sz w:val="28"/>
           <w:szCs w:val="28"/>
         </w:rPr>
-        <w:t xml:space="preserve">
-ĐỀ KIỂM TRA GIỮA HK1 - KHOA HỌC TỰ NHIÊN 8
-</w:t>
-      </w:r>
+        <w:t xml:space="preserve">ĐỀ KIỂM TRA GIỮA HK1 - KHOA HỌC TỰ NHIÊN 8</w:t>
+      </w:r>
+    </w:p>
+    <w:p>
+      <w:pPr>
+        <w:spacing w:after="200"/>
+        <w:jc w:val="center"/>
+      </w:pPr>
       <w:r>
         <w:rPr>
           <w:rFonts w:ascii="Times New Roman" w:cs="Times New Roman" w:eastAsia="Times New Roman" w:hAnsi="Times New Roman"/>
@@ -97,6 +122,466 @@
           <w:sz w:val="22"/>
           <w:szCs w:val="22"/>
         </w:rPr>
+        <w:t xml:space="preserve">Khí nào chiếm tỉ lệ thể tích lớn nhất trong thành phần không khí khô (khoảng 78%)?</w:t>
+      </w:r>
+    </w:p>
+    <w:p>
+      <w:pPr>
+        <w:spacing w:after="40"/>
+      </w:pPr>
+      <w:r>
+        <w:rPr>
+          <w:rFonts w:ascii="Times New Roman" w:cs="Times New Roman" w:eastAsia="Times New Roman" w:hAnsi="Times New Roman"/>
+          <w:b/>
+          <w:bCs/>
+          <w:sz w:val="22"/>
+          <w:szCs w:val="22"/>
+        </w:rPr>
+        <w:t xml:space="preserve">   A. </w:t>
+      </w:r>
+      <w:r>
+        <w:rPr>
+          <w:rFonts w:ascii="Times New Roman" w:cs="Times New Roman" w:eastAsia="Times New Roman" w:hAnsi="Times New Roman"/>
+          <w:sz w:val="22"/>
+          <w:szCs w:val="22"/>
+        </w:rPr>
+        <w:t xml:space="preserve">Khí oxygen.</w:t>
+      </w:r>
+    </w:p>
+    <w:p>
+      <w:pPr>
+        <w:spacing w:after="40"/>
+      </w:pPr>
+      <w:r>
+        <w:rPr>
+          <w:rFonts w:ascii="Times New Roman" w:cs="Times New Roman" w:eastAsia="Times New Roman" w:hAnsi="Times New Roman"/>
+          <w:b/>
+          <w:bCs/>
+          <w:sz w:val="22"/>
+          <w:szCs w:val="22"/>
+        </w:rPr>
+        <w:t xml:space="preserve">   B. </w:t>
+      </w:r>
+      <w:r>
+        <w:rPr>
+          <w:rFonts w:ascii="Times New Roman" w:cs="Times New Roman" w:eastAsia="Times New Roman" w:hAnsi="Times New Roman"/>
+          <w:sz w:val="22"/>
+          <w:szCs w:val="22"/>
+        </w:rPr>
+        <w:t xml:space="preserve">Khí nitrogen.</w:t>
+      </w:r>
+    </w:p>
+    <w:p>
+      <w:pPr>
+        <w:spacing w:after="40"/>
+      </w:pPr>
+      <w:r>
+        <w:rPr>
+          <w:rFonts w:ascii="Times New Roman" w:cs="Times New Roman" w:eastAsia="Times New Roman" w:hAnsi="Times New Roman"/>
+          <w:b/>
+          <w:bCs/>
+          <w:sz w:val="22"/>
+          <w:szCs w:val="22"/>
+        </w:rPr>
+        <w:t xml:space="preserve">   C. </w:t>
+      </w:r>
+      <w:r>
+        <w:rPr>
+          <w:rFonts w:ascii="Times New Roman" w:cs="Times New Roman" w:eastAsia="Times New Roman" w:hAnsi="Times New Roman"/>
+          <w:sz w:val="22"/>
+          <w:szCs w:val="22"/>
+        </w:rPr>
+        <w:t xml:space="preserve">Khí carbon dioxide.</w:t>
+      </w:r>
+    </w:p>
+    <w:p>
+      <w:pPr>
+        <w:spacing w:after="40"/>
+      </w:pPr>
+      <w:r>
+        <w:rPr>
+          <w:rFonts w:ascii="Times New Roman" w:cs="Times New Roman" w:eastAsia="Times New Roman" w:hAnsi="Times New Roman"/>
+          <w:b/>
+          <w:bCs/>
+          <w:sz w:val="22"/>
+          <w:szCs w:val="22"/>
+        </w:rPr>
+        <w:t xml:space="preserve">   D. </w:t>
+      </w:r>
+      <w:r>
+        <w:rPr>
+          <w:rFonts w:ascii="Times New Roman" w:cs="Times New Roman" w:eastAsia="Times New Roman" w:hAnsi="Times New Roman"/>
+          <w:sz w:val="22"/>
+          <w:szCs w:val="22"/>
+        </w:rPr>
+        <w:t xml:space="preserve">Hơi nước và các khí hiếm.</w:t>
+      </w:r>
+    </w:p>
+    <w:p>
+      <w:pPr>
+        <w:spacing w:after="80" w:before="120"/>
+      </w:pPr>
+      <w:r>
+        <w:rPr>
+          <w:rFonts w:ascii="Times New Roman" w:cs="Times New Roman" w:eastAsia="Times New Roman" w:hAnsi="Times New Roman"/>
+          <w:b/>
+          <w:bCs/>
+          <w:sz w:val="22"/>
+          <w:szCs w:val="22"/>
+        </w:rPr>
+        <w:t xml:space="preserve">Câu 2. </w:t>
+      </w:r>
+      <w:r>
+        <w:rPr>
+          <w:rFonts w:ascii="Times New Roman" w:cs="Times New Roman" w:eastAsia="Times New Roman" w:hAnsi="Times New Roman"/>
+          <w:sz w:val="22"/>
+          <w:szCs w:val="22"/>
+        </w:rPr>
+        <w:t xml:space="preserve">Khí nào chiếm tỉ lệ thể tích lớn nhất trong thành phần không khí khô (khoảng 78%)?</w:t>
+      </w:r>
+    </w:p>
+    <w:p>
+      <w:pPr>
+        <w:spacing w:after="40"/>
+      </w:pPr>
+      <w:r>
+        <w:rPr>
+          <w:rFonts w:ascii="Times New Roman" w:cs="Times New Roman" w:eastAsia="Times New Roman" w:hAnsi="Times New Roman"/>
+          <w:b/>
+          <w:bCs/>
+          <w:sz w:val="22"/>
+          <w:szCs w:val="22"/>
+        </w:rPr>
+        <w:t xml:space="preserve">   A. </w:t>
+      </w:r>
+      <w:r>
+        <w:rPr>
+          <w:rFonts w:ascii="Times New Roman" w:cs="Times New Roman" w:eastAsia="Times New Roman" w:hAnsi="Times New Roman"/>
+          <w:sz w:val="22"/>
+          <w:szCs w:val="22"/>
+        </w:rPr>
+        <w:t xml:space="preserve">Khí oxygen.</w:t>
+      </w:r>
+    </w:p>
+    <w:p>
+      <w:pPr>
+        <w:spacing w:after="40"/>
+      </w:pPr>
+      <w:r>
+        <w:rPr>
+          <w:rFonts w:ascii="Times New Roman" w:cs="Times New Roman" w:eastAsia="Times New Roman" w:hAnsi="Times New Roman"/>
+          <w:b/>
+          <w:bCs/>
+          <w:sz w:val="22"/>
+          <w:szCs w:val="22"/>
+        </w:rPr>
+        <w:t xml:space="preserve">   B. </w:t>
+      </w:r>
+      <w:r>
+        <w:rPr>
+          <w:rFonts w:ascii="Times New Roman" w:cs="Times New Roman" w:eastAsia="Times New Roman" w:hAnsi="Times New Roman"/>
+          <w:sz w:val="22"/>
+          <w:szCs w:val="22"/>
+        </w:rPr>
+        <w:t xml:space="preserve">Khí nitrogen.</w:t>
+      </w:r>
+    </w:p>
+    <w:p>
+      <w:pPr>
+        <w:spacing w:after="40"/>
+      </w:pPr>
+      <w:r>
+        <w:rPr>
+          <w:rFonts w:ascii="Times New Roman" w:cs="Times New Roman" w:eastAsia="Times New Roman" w:hAnsi="Times New Roman"/>
+          <w:b/>
+          <w:bCs/>
+          <w:sz w:val="22"/>
+          <w:szCs w:val="22"/>
+        </w:rPr>
+        <w:t xml:space="preserve">   C. </w:t>
+      </w:r>
+      <w:r>
+        <w:rPr>
+          <w:rFonts w:ascii="Times New Roman" w:cs="Times New Roman" w:eastAsia="Times New Roman" w:hAnsi="Times New Roman"/>
+          <w:sz w:val="22"/>
+          <w:szCs w:val="22"/>
+        </w:rPr>
+        <w:t xml:space="preserve">Khí carbon dioxide.</w:t>
+      </w:r>
+    </w:p>
+    <w:p>
+      <w:pPr>
+        <w:spacing w:after="40"/>
+      </w:pPr>
+      <w:r>
+        <w:rPr>
+          <w:rFonts w:ascii="Times New Roman" w:cs="Times New Roman" w:eastAsia="Times New Roman" w:hAnsi="Times New Roman"/>
+          <w:b/>
+          <w:bCs/>
+          <w:sz w:val="22"/>
+          <w:szCs w:val="22"/>
+        </w:rPr>
+        <w:t xml:space="preserve">   D. </w:t>
+      </w:r>
+      <w:r>
+        <w:rPr>
+          <w:rFonts w:ascii="Times New Roman" w:cs="Times New Roman" w:eastAsia="Times New Roman" w:hAnsi="Times New Roman"/>
+          <w:sz w:val="22"/>
+          <w:szCs w:val="22"/>
+        </w:rPr>
+        <w:t xml:space="preserve">Hơi nước và các khí hiếm.</w:t>
+      </w:r>
+    </w:p>
+    <w:p>
+      <w:pPr>
+        <w:spacing w:after="80" w:before="120"/>
+      </w:pPr>
+      <w:r>
+        <w:rPr>
+          <w:rFonts w:ascii="Times New Roman" w:cs="Times New Roman" w:eastAsia="Times New Roman" w:hAnsi="Times New Roman"/>
+          <w:b/>
+          <w:bCs/>
+          <w:sz w:val="22"/>
+          <w:szCs w:val="22"/>
+        </w:rPr>
+        <w:t xml:space="preserve">Câu 3. </w:t>
+      </w:r>
+      <w:r>
+        <w:rPr>
+          <w:rFonts w:ascii="Times New Roman" w:cs="Times New Roman" w:eastAsia="Times New Roman" w:hAnsi="Times New Roman"/>
+          <w:sz w:val="22"/>
+          <w:szCs w:val="22"/>
+        </w:rPr>
+        <w:t xml:space="preserve">Theo chương trình Khoa học tự nhiên 8, nội dung nào sau đây là đúng khi nói về "Phản ứng hóa học"?</w:t>
+      </w:r>
+    </w:p>
+    <w:p>
+      <w:pPr>
+        <w:spacing w:after="40"/>
+      </w:pPr>
+      <w:r>
+        <w:rPr>
+          <w:rFonts w:ascii="Times New Roman" w:cs="Times New Roman" w:eastAsia="Times New Roman" w:hAnsi="Times New Roman"/>
+          <w:b/>
+          <w:bCs/>
+          <w:sz w:val="22"/>
+          <w:szCs w:val="22"/>
+        </w:rPr>
+        <w:t xml:space="preserve">   A. </w:t>
+      </w:r>
+      <w:r>
+        <w:rPr>
+          <w:rFonts w:ascii="Times New Roman" w:cs="Times New Roman" w:eastAsia="Times New Roman" w:hAnsi="Times New Roman"/>
+          <w:sz w:val="22"/>
+          <w:szCs w:val="22"/>
+        </w:rPr>
+        <w:t xml:space="preserve">Phản ứng hóa học</w:t>
+      </w:r>
+    </w:p>
+    <w:p>
+      <w:pPr>
+        <w:spacing w:after="40"/>
+      </w:pPr>
+      <w:r>
+        <w:rPr>
+          <w:rFonts w:ascii="Times New Roman" w:cs="Times New Roman" w:eastAsia="Times New Roman" w:hAnsi="Times New Roman"/>
+          <w:b/>
+          <w:bCs/>
+          <w:sz w:val="22"/>
+          <w:szCs w:val="22"/>
+        </w:rPr>
+        <w:t xml:space="preserve">   B. </w:t>
+      </w:r>
+      <w:r>
+        <w:rPr>
+          <w:rFonts w:ascii="Times New Roman" w:cs="Times New Roman" w:eastAsia="Times New Roman" w:hAnsi="Times New Roman"/>
+          <w:sz w:val="22"/>
+          <w:szCs w:val="22"/>
+        </w:rPr>
+        <w:t xml:space="preserve">Quá trình diễn ra độc lập và không tuân theo các định luật bảo toàn của tự nhiên.</w:t>
+      </w:r>
+    </w:p>
+    <w:p>
+      <w:pPr>
+        <w:spacing w:after="40"/>
+      </w:pPr>
+      <w:r>
+        <w:rPr>
+          <w:rFonts w:ascii="Times New Roman" w:cs="Times New Roman" w:eastAsia="Times New Roman" w:hAnsi="Times New Roman"/>
+          <w:b/>
+          <w:bCs/>
+          <w:sz w:val="22"/>
+          <w:szCs w:val="22"/>
+        </w:rPr>
+        <w:t xml:space="preserve">   C. </w:t>
+      </w:r>
+      <w:r>
+        <w:rPr>
+          <w:rFonts w:ascii="Times New Roman" w:cs="Times New Roman" w:eastAsia="Times New Roman" w:hAnsi="Times New Roman"/>
+          <w:sz w:val="22"/>
+          <w:szCs w:val="22"/>
+        </w:rPr>
+        <w:t xml:space="preserve">Hiện tượng xảy ra ngẫu nhiên và không chịu sự chi phối của các yếu tố môi trường.</w:t>
+      </w:r>
+    </w:p>
+    <w:p>
+      <w:pPr>
+        <w:spacing w:after="40"/>
+      </w:pPr>
+      <w:r>
+        <w:rPr>
+          <w:rFonts w:ascii="Times New Roman" w:cs="Times New Roman" w:eastAsia="Times New Roman" w:hAnsi="Times New Roman"/>
+          <w:b/>
+          <w:bCs/>
+          <w:sz w:val="22"/>
+          <w:szCs w:val="22"/>
+        </w:rPr>
+        <w:t xml:space="preserve">   D. </w:t>
+      </w:r>
+      <w:r>
+        <w:rPr>
+          <w:rFonts w:ascii="Times New Roman" w:cs="Times New Roman" w:eastAsia="Times New Roman" w:hAnsi="Times New Roman"/>
+          <w:sz w:val="22"/>
+          <w:szCs w:val="22"/>
+        </w:rPr>
+        <w:t xml:space="preserve">Kết quả khảo sát không thể kiểm chứng lại bằng các phương pháp thực nghiệm khoa học.</w:t>
+      </w:r>
+    </w:p>
+    <w:p>
+      <w:pPr>
+        <w:spacing w:after="80" w:before="120"/>
+      </w:pPr>
+      <w:r>
+        <w:rPr>
+          <w:rFonts w:ascii="Times New Roman" w:cs="Times New Roman" w:eastAsia="Times New Roman" w:hAnsi="Times New Roman"/>
+          <w:b/>
+          <w:bCs/>
+          <w:sz w:val="22"/>
+          <w:szCs w:val="22"/>
+        </w:rPr>
+        <w:t xml:space="preserve">Câu 4. </w:t>
+      </w:r>
+      <w:r>
+        <w:rPr>
+          <w:rFonts w:ascii="Times New Roman" w:cs="Times New Roman" w:eastAsia="Times New Roman" w:hAnsi="Times New Roman"/>
+          <w:sz w:val="22"/>
+          <w:szCs w:val="22"/>
+        </w:rPr>
+        <w:t xml:space="preserve">Theo chương trình Khoa học tự nhiên 8, nội dung nào sau đây là đúng khi nói về "Phản ứng hóa học"?</w:t>
+      </w:r>
+    </w:p>
+    <w:p>
+      <w:pPr>
+        <w:spacing w:after="40"/>
+      </w:pPr>
+      <w:r>
+        <w:rPr>
+          <w:rFonts w:ascii="Times New Roman" w:cs="Times New Roman" w:eastAsia="Times New Roman" w:hAnsi="Times New Roman"/>
+          <w:b/>
+          <w:bCs/>
+          <w:sz w:val="22"/>
+          <w:szCs w:val="22"/>
+        </w:rPr>
+        <w:t xml:space="preserve">   A. </w:t>
+      </w:r>
+      <w:r>
+        <w:rPr>
+          <w:rFonts w:ascii="Times New Roman" w:cs="Times New Roman" w:eastAsia="Times New Roman" w:hAnsi="Times New Roman"/>
+          <w:sz w:val="22"/>
+          <w:szCs w:val="22"/>
+        </w:rPr>
+        <w:t xml:space="preserve">Phản ứng hóa học</w:t>
+      </w:r>
+    </w:p>
+    <w:p>
+      <w:pPr>
+        <w:spacing w:after="40"/>
+      </w:pPr>
+      <w:r>
+        <w:rPr>
+          <w:rFonts w:ascii="Times New Roman" w:cs="Times New Roman" w:eastAsia="Times New Roman" w:hAnsi="Times New Roman"/>
+          <w:b/>
+          <w:bCs/>
+          <w:sz w:val="22"/>
+          <w:szCs w:val="22"/>
+        </w:rPr>
+        <w:t xml:space="preserve">   B. </w:t>
+      </w:r>
+      <w:r>
+        <w:rPr>
+          <w:rFonts w:ascii="Times New Roman" w:cs="Times New Roman" w:eastAsia="Times New Roman" w:hAnsi="Times New Roman"/>
+          <w:sz w:val="22"/>
+          <w:szCs w:val="22"/>
+        </w:rPr>
+        <w:t xml:space="preserve">Quá trình diễn ra độc lập và không tuân theo các định luật bảo toàn của tự nhiên.</w:t>
+      </w:r>
+    </w:p>
+    <w:p>
+      <w:pPr>
+        <w:spacing w:after="40"/>
+      </w:pPr>
+      <w:r>
+        <w:rPr>
+          <w:rFonts w:ascii="Times New Roman" w:cs="Times New Roman" w:eastAsia="Times New Roman" w:hAnsi="Times New Roman"/>
+          <w:b/>
+          <w:bCs/>
+          <w:sz w:val="22"/>
+          <w:szCs w:val="22"/>
+        </w:rPr>
+        <w:t xml:space="preserve">   C. </w:t>
+      </w:r>
+      <w:r>
+        <w:rPr>
+          <w:rFonts w:ascii="Times New Roman" w:cs="Times New Roman" w:eastAsia="Times New Roman" w:hAnsi="Times New Roman"/>
+          <w:sz w:val="22"/>
+          <w:szCs w:val="22"/>
+        </w:rPr>
+        <w:t xml:space="preserve">Hiện tượng xảy ra ngẫu nhiên và không chịu sự chi phối của các yếu tố môi trường.</w:t>
+      </w:r>
+    </w:p>
+    <w:p>
+      <w:pPr>
+        <w:spacing w:after="40"/>
+      </w:pPr>
+      <w:r>
+        <w:rPr>
+          <w:rFonts w:ascii="Times New Roman" w:cs="Times New Roman" w:eastAsia="Times New Roman" w:hAnsi="Times New Roman"/>
+          <w:b/>
+          <w:bCs/>
+          <w:sz w:val="22"/>
+          <w:szCs w:val="22"/>
+        </w:rPr>
+        <w:t xml:space="preserve">   D. </w:t>
+      </w:r>
+      <w:r>
+        <w:rPr>
+          <w:rFonts w:ascii="Times New Roman" w:cs="Times New Roman" w:eastAsia="Times New Roman" w:hAnsi="Times New Roman"/>
+          <w:sz w:val="22"/>
+          <w:szCs w:val="22"/>
+        </w:rPr>
+        <w:t xml:space="preserve">Kết quả khảo sát không thể kiểm chứng lại bằng các phương pháp thực nghiệm khoa học.</w:t>
+      </w:r>
+    </w:p>
+    <w:p>
+      <w:pPr>
+        <w:spacing w:after="80" w:before="120"/>
+      </w:pPr>
+      <w:r>
+        <w:rPr>
+          <w:rFonts w:ascii="Times New Roman" w:cs="Times New Roman" w:eastAsia="Times New Roman" w:hAnsi="Times New Roman"/>
+          <w:b/>
+          <w:bCs/>
+          <w:sz w:val="22"/>
+          <w:szCs w:val="22"/>
+        </w:rPr>
+        <w:t xml:space="preserve">Câu 5. </w:t>
+      </w:r>
+      <w:r>
+        <w:rPr>
+          <w:rFonts w:ascii="Times New Roman" w:cs="Times New Roman" w:eastAsia="Times New Roman" w:hAnsi="Times New Roman"/>
+          <w:sz w:val="22"/>
+          <w:szCs w:val="22"/>
+        </w:rPr>
         <w:t xml:space="preserve">Chất khí nào chiếm tỉ lệ thể tích lớn nhất trong thành phần không khí khô (khoảng 78%)?</w:t>
       </w:r>
     </w:p>
@@ -204,7 +689,237 @@
           <w:sz w:val="22"/>
           <w:szCs w:val="22"/>
         </w:rPr>
-        <w:t xml:space="preserve">Câu 2. </w:t>
+        <w:t xml:space="preserve">Câu 6. </w:t>
+      </w:r>
+      <w:r>
+        <w:rPr>
+          <w:rFonts w:ascii="Times New Roman" w:cs="Times New Roman" w:eastAsia="Times New Roman" w:hAnsi="Times New Roman"/>
+          <w:sz w:val="22"/>
+          <w:szCs w:val="22"/>
+        </w:rPr>
+        <w:t xml:space="preserve">Theo chương trình Khoa học tự nhiên 8, nội dung nào sau đây là đúng khi nói về "Dung dịch và nồng độ dung dịch"?</w:t>
+      </w:r>
+    </w:p>
+    <w:p>
+      <w:pPr>
+        <w:spacing w:after="40"/>
+      </w:pPr>
+      <w:r>
+        <w:rPr>
+          <w:rFonts w:ascii="Times New Roman" w:cs="Times New Roman" w:eastAsia="Times New Roman" w:hAnsi="Times New Roman"/>
+          <w:b/>
+          <w:bCs/>
+          <w:sz w:val="22"/>
+          <w:szCs w:val="22"/>
+        </w:rPr>
+        <w:t xml:space="preserve">   A. </w:t>
+      </w:r>
+      <w:r>
+        <w:rPr>
+          <w:rFonts w:ascii="Times New Roman" w:cs="Times New Roman" w:eastAsia="Times New Roman" w:hAnsi="Times New Roman"/>
+          <w:sz w:val="22"/>
+          <w:szCs w:val="22"/>
+        </w:rPr>
+        <w:t xml:space="preserve">Dung dịch và nồng độ dung dịch</w:t>
+      </w:r>
+    </w:p>
+    <w:p>
+      <w:pPr>
+        <w:spacing w:after="40"/>
+      </w:pPr>
+      <w:r>
+        <w:rPr>
+          <w:rFonts w:ascii="Times New Roman" w:cs="Times New Roman" w:eastAsia="Times New Roman" w:hAnsi="Times New Roman"/>
+          <w:b/>
+          <w:bCs/>
+          <w:sz w:val="22"/>
+          <w:szCs w:val="22"/>
+        </w:rPr>
+        <w:t xml:space="preserve">   B. </w:t>
+      </w:r>
+      <w:r>
+        <w:rPr>
+          <w:rFonts w:ascii="Times New Roman" w:cs="Times New Roman" w:eastAsia="Times New Roman" w:hAnsi="Times New Roman"/>
+          <w:sz w:val="22"/>
+          <w:szCs w:val="22"/>
+        </w:rPr>
+        <w:t xml:space="preserve">Quá trình diễn ra độc lập và không tuân theo các định luật bảo toàn của tự nhiên.</w:t>
+      </w:r>
+    </w:p>
+    <w:p>
+      <w:pPr>
+        <w:spacing w:after="40"/>
+      </w:pPr>
+      <w:r>
+        <w:rPr>
+          <w:rFonts w:ascii="Times New Roman" w:cs="Times New Roman" w:eastAsia="Times New Roman" w:hAnsi="Times New Roman"/>
+          <w:b/>
+          <w:bCs/>
+          <w:sz w:val="22"/>
+          <w:szCs w:val="22"/>
+        </w:rPr>
+        <w:t xml:space="preserve">   C. </w:t>
+      </w:r>
+      <w:r>
+        <w:rPr>
+          <w:rFonts w:ascii="Times New Roman" w:cs="Times New Roman" w:eastAsia="Times New Roman" w:hAnsi="Times New Roman"/>
+          <w:sz w:val="22"/>
+          <w:szCs w:val="22"/>
+        </w:rPr>
+        <w:t xml:space="preserve">Hiện tượng xảy ra ngẫu nhiên và không chịu sự chi phối của các yếu tố môi trường.</w:t>
+      </w:r>
+    </w:p>
+    <w:p>
+      <w:pPr>
+        <w:spacing w:after="40"/>
+      </w:pPr>
+      <w:r>
+        <w:rPr>
+          <w:rFonts w:ascii="Times New Roman" w:cs="Times New Roman" w:eastAsia="Times New Roman" w:hAnsi="Times New Roman"/>
+          <w:b/>
+          <w:bCs/>
+          <w:sz w:val="22"/>
+          <w:szCs w:val="22"/>
+        </w:rPr>
+        <w:t xml:space="preserve">   D. </w:t>
+      </w:r>
+      <w:r>
+        <w:rPr>
+          <w:rFonts w:ascii="Times New Roman" w:cs="Times New Roman" w:eastAsia="Times New Roman" w:hAnsi="Times New Roman"/>
+          <w:sz w:val="22"/>
+          <w:szCs w:val="22"/>
+        </w:rPr>
+        <w:t xml:space="preserve">Kết quả khảo sát không thể kiểm chứng lại bằng các phương pháp thực nghiệm khoa học.</w:t>
+      </w:r>
+    </w:p>
+    <w:p>
+      <w:pPr>
+        <w:spacing w:after="80" w:before="120"/>
+      </w:pPr>
+      <w:r>
+        <w:rPr>
+          <w:rFonts w:ascii="Times New Roman" w:cs="Times New Roman" w:eastAsia="Times New Roman" w:hAnsi="Times New Roman"/>
+          <w:b/>
+          <w:bCs/>
+          <w:sz w:val="22"/>
+          <w:szCs w:val="22"/>
+        </w:rPr>
+        <w:t xml:space="preserve">Câu 7. </w:t>
+      </w:r>
+      <w:r>
+        <w:rPr>
+          <w:rFonts w:ascii="Times New Roman" w:cs="Times New Roman" w:eastAsia="Times New Roman" w:hAnsi="Times New Roman"/>
+          <w:sz w:val="22"/>
+          <w:szCs w:val="22"/>
+        </w:rPr>
+        <w:t xml:space="preserve">Theo chương trình Khoa học tự nhiên 8, nội dung nào sau đây là đúng khi nói về "Dung dịch và nồng độ dung dịch"?</w:t>
+      </w:r>
+    </w:p>
+    <w:p>
+      <w:pPr>
+        <w:spacing w:after="40"/>
+      </w:pPr>
+      <w:r>
+        <w:rPr>
+          <w:rFonts w:ascii="Times New Roman" w:cs="Times New Roman" w:eastAsia="Times New Roman" w:hAnsi="Times New Roman"/>
+          <w:b/>
+          <w:bCs/>
+          <w:sz w:val="22"/>
+          <w:szCs w:val="22"/>
+        </w:rPr>
+        <w:t xml:space="preserve">   A. </w:t>
+      </w:r>
+      <w:r>
+        <w:rPr>
+          <w:rFonts w:ascii="Times New Roman" w:cs="Times New Roman" w:eastAsia="Times New Roman" w:hAnsi="Times New Roman"/>
+          <w:sz w:val="22"/>
+          <w:szCs w:val="22"/>
+        </w:rPr>
+        <w:t xml:space="preserve">Dung dịch và nồng độ dung dịch</w:t>
+      </w:r>
+    </w:p>
+    <w:p>
+      <w:pPr>
+        <w:spacing w:after="40"/>
+      </w:pPr>
+      <w:r>
+        <w:rPr>
+          <w:rFonts w:ascii="Times New Roman" w:cs="Times New Roman" w:eastAsia="Times New Roman" w:hAnsi="Times New Roman"/>
+          <w:b/>
+          <w:bCs/>
+          <w:sz w:val="22"/>
+          <w:szCs w:val="22"/>
+        </w:rPr>
+        <w:t xml:space="preserve">   B. </w:t>
+      </w:r>
+      <w:r>
+        <w:rPr>
+          <w:rFonts w:ascii="Times New Roman" w:cs="Times New Roman" w:eastAsia="Times New Roman" w:hAnsi="Times New Roman"/>
+          <w:sz w:val="22"/>
+          <w:szCs w:val="22"/>
+        </w:rPr>
+        <w:t xml:space="preserve">Quá trình diễn ra độc lập và không tuân theo các định luật bảo toàn của tự nhiên.</w:t>
+      </w:r>
+    </w:p>
+    <w:p>
+      <w:pPr>
+        <w:spacing w:after="40"/>
+      </w:pPr>
+      <w:r>
+        <w:rPr>
+          <w:rFonts w:ascii="Times New Roman" w:cs="Times New Roman" w:eastAsia="Times New Roman" w:hAnsi="Times New Roman"/>
+          <w:b/>
+          <w:bCs/>
+          <w:sz w:val="22"/>
+          <w:szCs w:val="22"/>
+        </w:rPr>
+        <w:t xml:space="preserve">   C. </w:t>
+      </w:r>
+      <w:r>
+        <w:rPr>
+          <w:rFonts w:ascii="Times New Roman" w:cs="Times New Roman" w:eastAsia="Times New Roman" w:hAnsi="Times New Roman"/>
+          <w:sz w:val="22"/>
+          <w:szCs w:val="22"/>
+        </w:rPr>
+        <w:t xml:space="preserve">Hiện tượng xảy ra ngẫu nhiên và không chịu sự chi phối của các yếu tố môi trường.</w:t>
+      </w:r>
+    </w:p>
+    <w:p>
+      <w:pPr>
+        <w:spacing w:after="40"/>
+      </w:pPr>
+      <w:r>
+        <w:rPr>
+          <w:rFonts w:ascii="Times New Roman" w:cs="Times New Roman" w:eastAsia="Times New Roman" w:hAnsi="Times New Roman"/>
+          <w:b/>
+          <w:bCs/>
+          <w:sz w:val="22"/>
+          <w:szCs w:val="22"/>
+        </w:rPr>
+        <w:t xml:space="preserve">   D. </w:t>
+      </w:r>
+      <w:r>
+        <w:rPr>
+          <w:rFonts w:ascii="Times New Roman" w:cs="Times New Roman" w:eastAsia="Times New Roman" w:hAnsi="Times New Roman"/>
+          <w:sz w:val="22"/>
+          <w:szCs w:val="22"/>
+        </w:rPr>
+        <w:t xml:space="preserve">Kết quả khảo sát không thể kiểm chứng lại bằng các phương pháp thực nghiệm khoa học.</w:t>
+      </w:r>
+    </w:p>
+    <w:p>
+      <w:pPr>
+        <w:spacing w:after="80" w:before="120"/>
+      </w:pPr>
+      <w:r>
+        <w:rPr>
+          <w:rFonts w:ascii="Times New Roman" w:cs="Times New Roman" w:eastAsia="Times New Roman" w:hAnsi="Times New Roman"/>
+          <w:b/>
+          <w:bCs/>
+          <w:sz w:val="22"/>
+          <w:szCs w:val="22"/>
+        </w:rPr>
+        <w:t xml:space="preserve">Câu 8. </w:t>
       </w:r>
       <w:r>
         <w:rPr>
@@ -319,15 +1034,15 @@
           <w:sz w:val="22"/>
           <w:szCs w:val="22"/>
         </w:rPr>
-        <w:t xml:space="preserve">Câu 3. </w:t>
-      </w:r>
-      <w:r>
-        <w:rPr>
-          <w:rFonts w:ascii="Times New Roman" w:cs="Times New Roman" w:eastAsia="Times New Roman" w:hAnsi="Times New Roman"/>
-          <w:sz w:val="22"/>
-          <w:szCs w:val="22"/>
-        </w:rPr>
-        <w:t xml:space="preserve">Dung dịch có giá trị pH nào sau đây làm đổi màu giấy quỳ tím sang màu đỏ?</w:t>
+        <w:t xml:space="preserve">Câu 9. </w:t>
+      </w:r>
+      <w:r>
+        <w:rPr>
+          <w:rFonts w:ascii="Times New Roman" w:cs="Times New Roman" w:eastAsia="Times New Roman" w:hAnsi="Times New Roman"/>
+          <w:sz w:val="22"/>
+          <w:szCs w:val="22"/>
+        </w:rPr>
+        <w:t xml:space="preserve">Theo chương trình Khoa học tự nhiên 8, nội dung nào sau đây là đúng khi nói về "Định luật bảo toàn khối lượng và phương trình hóa học"?</w:t>
       </w:r>
     </w:p>
     <w:p>
@@ -350,7 +1065,7 @@
           <w:sz w:val="22"/>
           <w:szCs w:val="22"/>
         </w:rPr>
-        <w:t xml:space="preserve">pH = 7 (nước cất).</w:t>
+        <w:t xml:space="preserve">Định luật bảo toàn khối lượng và phương trình hóa học</w:t>
       </w:r>
     </w:p>
     <w:p>
@@ -373,7 +1088,7 @@
           <w:sz w:val="22"/>
           <w:szCs w:val="22"/>
         </w:rPr>
-        <w:t xml:space="preserve">pH = 3 (dung dịch acid).</w:t>
+        <w:t xml:space="preserve">Quá trình diễn ra độc lập và không tuân theo các định luật bảo toàn của tự nhiên.</w:t>
       </w:r>
     </w:p>
     <w:p>
@@ -396,7 +1111,7 @@
           <w:sz w:val="22"/>
           <w:szCs w:val="22"/>
         </w:rPr>
-        <w:t xml:space="preserve">pH = 9 (dung dịch base).</w:t>
+        <w:t xml:space="preserve">Hiện tượng xảy ra ngẫu nhiên và không chịu sự chi phối của các yếu tố môi trường.</w:t>
       </w:r>
     </w:p>
     <w:p>
@@ -419,7 +1134,7 @@
           <w:sz w:val="22"/>
           <w:szCs w:val="22"/>
         </w:rPr>
-        <w:t xml:space="preserve">pH = 12 (nước vôi trong).</w:t>
+        <w:t xml:space="preserve">Kết quả khảo sát không thể kiểm chứng lại bằng các phương pháp thực nghiệm khoa học.</w:t>
       </w:r>
     </w:p>
     <w:p>
@@ -434,15 +1149,15 @@
           <w:sz w:val="22"/>
           <w:szCs w:val="22"/>
         </w:rPr>
-        <w:t xml:space="preserve">Câu 4. </w:t>
-      </w:r>
-      <w:r>
-        <w:rPr>
-          <w:rFonts w:ascii="Times New Roman" w:cs="Times New Roman" w:eastAsia="Times New Roman" w:hAnsi="Times New Roman"/>
-          <w:sz w:val="22"/>
-          <w:szCs w:val="22"/>
-        </w:rPr>
-        <w:t xml:space="preserve">Theo chương trình Khoa học tự nhiên 8, nội dung nào sau đây là đúng khi nói về "Phản ứng hóa học"?</w:t>
+        <w:t xml:space="preserve">Câu 10. </w:t>
+      </w:r>
+      <w:r>
+        <w:rPr>
+          <w:rFonts w:ascii="Times New Roman" w:cs="Times New Roman" w:eastAsia="Times New Roman" w:hAnsi="Times New Roman"/>
+          <w:sz w:val="22"/>
+          <w:szCs w:val="22"/>
+        </w:rPr>
+        <w:t xml:space="preserve">Theo chương trình Khoa học tự nhiên 8, nội dung nào sau đây là đúng khi nói về "Định luật bảo toàn khối lượng và phương trình hóa học"?</w:t>
       </w:r>
     </w:p>
     <w:p>
@@ -465,7 +1180,7 @@
           <w:sz w:val="22"/>
           <w:szCs w:val="22"/>
         </w:rPr>
-        <w:t xml:space="preserve">Phản ứng hóa học</w:t>
+        <w:t xml:space="preserve">Định luật bảo toàn khối lượng và phương trình hóa học</w:t>
       </w:r>
     </w:p>
     <w:p>
@@ -549,15 +1264,15 @@
           <w:sz w:val="22"/>
           <w:szCs w:val="22"/>
         </w:rPr>
-        <w:t xml:space="preserve">Câu 5. </w:t>
-      </w:r>
-      <w:r>
-        <w:rPr>
-          <w:rFonts w:ascii="Times New Roman" w:cs="Times New Roman" w:eastAsia="Times New Roman" w:hAnsi="Times New Roman"/>
-          <w:sz w:val="22"/>
-          <w:szCs w:val="22"/>
-        </w:rPr>
-        <w:t xml:space="preserve">Khí nào chiếm tỉ lệ thể tích lớn nhất trong thành phần không khí khô (khoảng 78%)?</w:t>
+        <w:t xml:space="preserve">Câu 11. </w:t>
+      </w:r>
+      <w:r>
+        <w:rPr>
+          <w:rFonts w:ascii="Times New Roman" w:cs="Times New Roman" w:eastAsia="Times New Roman" w:hAnsi="Times New Roman"/>
+          <w:sz w:val="22"/>
+          <w:szCs w:val="22"/>
+        </w:rPr>
+        <w:t xml:space="preserve">Theo chương trình Khoa học tự nhiên 8, nội dung nào sau đây là đúng khi nói về "Định luật bảo toàn khối lượng và phương trình hóa học"?</w:t>
       </w:r>
     </w:p>
     <w:p>
@@ -580,7 +1295,7 @@
           <w:sz w:val="22"/>
           <w:szCs w:val="22"/>
         </w:rPr>
-        <w:t xml:space="preserve">Khí oxygen.</w:t>
+        <w:t xml:space="preserve">Định luật bảo toàn khối lượng và phương trình hóa học</w:t>
       </w:r>
     </w:p>
     <w:p>
@@ -603,7 +1318,7 @@
           <w:sz w:val="22"/>
           <w:szCs w:val="22"/>
         </w:rPr>
-        <w:t xml:space="preserve">Khí nitrogen.</w:t>
+        <w:t xml:space="preserve">Quá trình diễn ra độc lập và không tuân theo các định luật bảo toàn của tự nhiên.</w:t>
       </w:r>
     </w:p>
     <w:p>
@@ -626,7 +1341,7 @@
           <w:sz w:val="22"/>
           <w:szCs w:val="22"/>
         </w:rPr>
-        <w:t xml:space="preserve">Khí carbon dioxide.</w:t>
+        <w:t xml:space="preserve">Hiện tượng xảy ra ngẫu nhiên và không chịu sự chi phối của các yếu tố môi trường.</w:t>
       </w:r>
     </w:p>
     <w:p>
@@ -649,7 +1364,7 @@
           <w:sz w:val="22"/>
           <w:szCs w:val="22"/>
         </w:rPr>
-        <w:t xml:space="preserve">Hơi nước và các khí hiếm.</w:t>
+        <w:t xml:space="preserve">Kết quả khảo sát không thể kiểm chứng lại bằng các phương pháp thực nghiệm khoa học.</w:t>
       </w:r>
     </w:p>
     <w:p>
@@ -664,15 +1379,15 @@
           <w:sz w:val="22"/>
           <w:szCs w:val="22"/>
         </w:rPr>
-        <w:t xml:space="preserve">Câu 6. </w:t>
-      </w:r>
-      <w:r>
-        <w:rPr>
-          <w:rFonts w:ascii="Times New Roman" w:cs="Times New Roman" w:eastAsia="Times New Roman" w:hAnsi="Times New Roman"/>
-          <w:sz w:val="22"/>
-          <w:szCs w:val="22"/>
-        </w:rPr>
-        <w:t xml:space="preserve">Chất khí nào chiếm tỉ lệ thể tích lớn nhất trong thành phần không khí khô (khoảng 78%)?</w:t>
+        <w:t xml:space="preserve">Câu 12. </w:t>
+      </w:r>
+      <w:r>
+        <w:rPr>
+          <w:rFonts w:ascii="Times New Roman" w:cs="Times New Roman" w:eastAsia="Times New Roman" w:hAnsi="Times New Roman"/>
+          <w:sz w:val="22"/>
+          <w:szCs w:val="22"/>
+        </w:rPr>
+        <w:t xml:space="preserve">Đơn vị đo khối lượng hợp pháp trong hệ thống đo lường của nước ta (SI) là</w:t>
       </w:r>
     </w:p>
     <w:p>
@@ -695,7 +1410,7 @@
           <w:sz w:val="22"/>
           <w:szCs w:val="22"/>
         </w:rPr>
-        <w:t xml:space="preserve">Khí oxygen.</w:t>
+        <w:t xml:space="preserve">gam (g).</w:t>
       </w:r>
     </w:p>
     <w:p>
@@ -718,7 +1433,7 @@
           <w:sz w:val="22"/>
           <w:szCs w:val="22"/>
         </w:rPr>
-        <w:t xml:space="preserve">Khí nitrogen.</w:t>
+        <w:t xml:space="preserve">kilôgam (kg).</w:t>
       </w:r>
     </w:p>
     <w:p>
@@ -741,7 +1456,7 @@
           <w:sz w:val="22"/>
           <w:szCs w:val="22"/>
         </w:rPr>
-        <w:t xml:space="preserve">Khí carbon dioxide.</w:t>
+        <w:t xml:space="preserve">tấn (t).</w:t>
       </w:r>
     </w:p>
     <w:p>
@@ -764,7 +1479,7 @@
           <w:sz w:val="22"/>
           <w:szCs w:val="22"/>
         </w:rPr>
-        <w:t xml:space="preserve">Khí hydrogen.</w:t>
+        <w:t xml:space="preserve">tạ.</w:t>
       </w:r>
     </w:p>
     <w:p>
@@ -779,15 +1494,15 @@
           <w:sz w:val="22"/>
           <w:szCs w:val="22"/>
         </w:rPr>
-        <w:t xml:space="preserve">Câu 7. </w:t>
-      </w:r>
-      <w:r>
-        <w:rPr>
-          <w:rFonts w:ascii="Times New Roman" w:cs="Times New Roman" w:eastAsia="Times New Roman" w:hAnsi="Times New Roman"/>
-          <w:sz w:val="22"/>
-          <w:szCs w:val="22"/>
-        </w:rPr>
-        <w:t xml:space="preserve">Theo chương trình Khoa học tự nhiên 8, nội dung nào sau đây là đúng khi nói về "Dung dịch và nồng độ dung dịch"?</w:t>
+        <w:t xml:space="preserve">Câu 13. </w:t>
+      </w:r>
+      <w:r>
+        <w:rPr>
+          <w:rFonts w:ascii="Times New Roman" w:cs="Times New Roman" w:eastAsia="Times New Roman" w:hAnsi="Times New Roman"/>
+          <w:sz w:val="22"/>
+          <w:szCs w:val="22"/>
+        </w:rPr>
+        <w:t xml:space="preserve">Theo chương trình Khoa học tự nhiên 8, nội dung nào sau đây là đúng khi nói về "Tính theo phương trình hóa học"?</w:t>
       </w:r>
     </w:p>
     <w:p>
@@ -810,7 +1525,7 @@
           <w:sz w:val="22"/>
           <w:szCs w:val="22"/>
         </w:rPr>
-        <w:t xml:space="preserve">Dung dịch và nồng độ dung dịch</w:t>
+        <w:t xml:space="preserve">Tính theo phương trình hóa học</w:t>
       </w:r>
     </w:p>
     <w:p>
@@ -880,696 +1595,6 @@
           <w:szCs w:val="22"/>
         </w:rPr>
         <w:t xml:space="preserve">Kết quả khảo sát không thể kiểm chứng lại bằng các phương pháp thực nghiệm khoa học.</w:t>
-      </w:r>
-    </w:p>
-    <w:p>
-      <w:pPr>
-        <w:spacing w:after="80" w:before="120"/>
-      </w:pPr>
-      <w:r>
-        <w:rPr>
-          <w:rFonts w:ascii="Times New Roman" w:cs="Times New Roman" w:eastAsia="Times New Roman" w:hAnsi="Times New Roman"/>
-          <w:b/>
-          <w:bCs/>
-          <w:sz w:val="22"/>
-          <w:szCs w:val="22"/>
-        </w:rPr>
-        <w:t xml:space="preserve">Câu 8. </w:t>
-      </w:r>
-      <w:r>
-        <w:rPr>
-          <w:rFonts w:ascii="Times New Roman" w:cs="Times New Roman" w:eastAsia="Times New Roman" w:hAnsi="Times New Roman"/>
-          <w:sz w:val="22"/>
-          <w:szCs w:val="22"/>
-        </w:rPr>
-        <w:t xml:space="preserve">Theo chương trình Khoa học tự nhiên 8, nội dung nào sau đây là đúng khi nói về "Dung dịch và nồng độ dung dịch"?</w:t>
-      </w:r>
-    </w:p>
-    <w:p>
-      <w:pPr>
-        <w:spacing w:after="40"/>
-      </w:pPr>
-      <w:r>
-        <w:rPr>
-          <w:rFonts w:ascii="Times New Roman" w:cs="Times New Roman" w:eastAsia="Times New Roman" w:hAnsi="Times New Roman"/>
-          <w:b/>
-          <w:bCs/>
-          <w:sz w:val="22"/>
-          <w:szCs w:val="22"/>
-        </w:rPr>
-        <w:t xml:space="preserve">   A. </w:t>
-      </w:r>
-      <w:r>
-        <w:rPr>
-          <w:rFonts w:ascii="Times New Roman" w:cs="Times New Roman" w:eastAsia="Times New Roman" w:hAnsi="Times New Roman"/>
-          <w:sz w:val="22"/>
-          <w:szCs w:val="22"/>
-        </w:rPr>
-        <w:t xml:space="preserve">Dung dịch và nồng độ dung dịch</w:t>
-      </w:r>
-    </w:p>
-    <w:p>
-      <w:pPr>
-        <w:spacing w:after="40"/>
-      </w:pPr>
-      <w:r>
-        <w:rPr>
-          <w:rFonts w:ascii="Times New Roman" w:cs="Times New Roman" w:eastAsia="Times New Roman" w:hAnsi="Times New Roman"/>
-          <w:b/>
-          <w:bCs/>
-          <w:sz w:val="22"/>
-          <w:szCs w:val="22"/>
-        </w:rPr>
-        <w:t xml:space="preserve">   B. </w:t>
-      </w:r>
-      <w:r>
-        <w:rPr>
-          <w:rFonts w:ascii="Times New Roman" w:cs="Times New Roman" w:eastAsia="Times New Roman" w:hAnsi="Times New Roman"/>
-          <w:sz w:val="22"/>
-          <w:szCs w:val="22"/>
-        </w:rPr>
-        <w:t xml:space="preserve">Quá trình diễn ra độc lập và không tuân theo các định luật bảo toàn của tự nhiên.</w:t>
-      </w:r>
-    </w:p>
-    <w:p>
-      <w:pPr>
-        <w:spacing w:after="40"/>
-      </w:pPr>
-      <w:r>
-        <w:rPr>
-          <w:rFonts w:ascii="Times New Roman" w:cs="Times New Roman" w:eastAsia="Times New Roman" w:hAnsi="Times New Roman"/>
-          <w:b/>
-          <w:bCs/>
-          <w:sz w:val="22"/>
-          <w:szCs w:val="22"/>
-        </w:rPr>
-        <w:t xml:space="preserve">   C. </w:t>
-      </w:r>
-      <w:r>
-        <w:rPr>
-          <w:rFonts w:ascii="Times New Roman" w:cs="Times New Roman" w:eastAsia="Times New Roman" w:hAnsi="Times New Roman"/>
-          <w:sz w:val="22"/>
-          <w:szCs w:val="22"/>
-        </w:rPr>
-        <w:t xml:space="preserve">Hiện tượng xảy ra ngẫu nhiên và không chịu sự chi phối của các yếu tố môi trường.</w:t>
-      </w:r>
-    </w:p>
-    <w:p>
-      <w:pPr>
-        <w:spacing w:after="40"/>
-      </w:pPr>
-      <w:r>
-        <w:rPr>
-          <w:rFonts w:ascii="Times New Roman" w:cs="Times New Roman" w:eastAsia="Times New Roman" w:hAnsi="Times New Roman"/>
-          <w:b/>
-          <w:bCs/>
-          <w:sz w:val="22"/>
-          <w:szCs w:val="22"/>
-        </w:rPr>
-        <w:t xml:space="preserve">   D. </w:t>
-      </w:r>
-      <w:r>
-        <w:rPr>
-          <w:rFonts w:ascii="Times New Roman" w:cs="Times New Roman" w:eastAsia="Times New Roman" w:hAnsi="Times New Roman"/>
-          <w:sz w:val="22"/>
-          <w:szCs w:val="22"/>
-        </w:rPr>
-        <w:t xml:space="preserve">Kết quả khảo sát không thể kiểm chứng lại bằng các phương pháp thực nghiệm khoa học.</w:t>
-      </w:r>
-    </w:p>
-    <w:p>
-      <w:pPr>
-        <w:spacing w:after="80" w:before="120"/>
-      </w:pPr>
-      <w:r>
-        <w:rPr>
-          <w:rFonts w:ascii="Times New Roman" w:cs="Times New Roman" w:eastAsia="Times New Roman" w:hAnsi="Times New Roman"/>
-          <w:b/>
-          <w:bCs/>
-          <w:sz w:val="22"/>
-          <w:szCs w:val="22"/>
-        </w:rPr>
-        <w:t xml:space="preserve">Câu 9. </w:t>
-      </w:r>
-      <w:r>
-        <w:rPr>
-          <w:rFonts w:ascii="Times New Roman" w:cs="Times New Roman" w:eastAsia="Times New Roman" w:hAnsi="Times New Roman"/>
-          <w:sz w:val="22"/>
-          <w:szCs w:val="22"/>
-        </w:rPr>
-        <w:t xml:space="preserve">Theo chương trình Khoa học tự nhiên 8, nội dung nào sau đây là đúng khi nói về "Định luật bảo toàn khối lượng và phương trình hóa học"?</w:t>
-      </w:r>
-    </w:p>
-    <w:p>
-      <w:pPr>
-        <w:spacing w:after="40"/>
-      </w:pPr>
-      <w:r>
-        <w:rPr>
-          <w:rFonts w:ascii="Times New Roman" w:cs="Times New Roman" w:eastAsia="Times New Roman" w:hAnsi="Times New Roman"/>
-          <w:b/>
-          <w:bCs/>
-          <w:sz w:val="22"/>
-          <w:szCs w:val="22"/>
-        </w:rPr>
-        <w:t xml:space="preserve">   A. </w:t>
-      </w:r>
-      <w:r>
-        <w:rPr>
-          <w:rFonts w:ascii="Times New Roman" w:cs="Times New Roman" w:eastAsia="Times New Roman" w:hAnsi="Times New Roman"/>
-          <w:sz w:val="22"/>
-          <w:szCs w:val="22"/>
-        </w:rPr>
-        <w:t xml:space="preserve">Định luật bảo toàn khối lượng và phương trình hóa học</w:t>
-      </w:r>
-    </w:p>
-    <w:p>
-      <w:pPr>
-        <w:spacing w:after="40"/>
-      </w:pPr>
-      <w:r>
-        <w:rPr>
-          <w:rFonts w:ascii="Times New Roman" w:cs="Times New Roman" w:eastAsia="Times New Roman" w:hAnsi="Times New Roman"/>
-          <w:b/>
-          <w:bCs/>
-          <w:sz w:val="22"/>
-          <w:szCs w:val="22"/>
-        </w:rPr>
-        <w:t xml:space="preserve">   B. </w:t>
-      </w:r>
-      <w:r>
-        <w:rPr>
-          <w:rFonts w:ascii="Times New Roman" w:cs="Times New Roman" w:eastAsia="Times New Roman" w:hAnsi="Times New Roman"/>
-          <w:sz w:val="22"/>
-          <w:szCs w:val="22"/>
-        </w:rPr>
-        <w:t xml:space="preserve">Quá trình diễn ra độc lập và không tuân theo các định luật bảo toàn của tự nhiên.</w:t>
-      </w:r>
-    </w:p>
-    <w:p>
-      <w:pPr>
-        <w:spacing w:after="40"/>
-      </w:pPr>
-      <w:r>
-        <w:rPr>
-          <w:rFonts w:ascii="Times New Roman" w:cs="Times New Roman" w:eastAsia="Times New Roman" w:hAnsi="Times New Roman"/>
-          <w:b/>
-          <w:bCs/>
-          <w:sz w:val="22"/>
-          <w:szCs w:val="22"/>
-        </w:rPr>
-        <w:t xml:space="preserve">   C. </w:t>
-      </w:r>
-      <w:r>
-        <w:rPr>
-          <w:rFonts w:ascii="Times New Roman" w:cs="Times New Roman" w:eastAsia="Times New Roman" w:hAnsi="Times New Roman"/>
-          <w:sz w:val="22"/>
-          <w:szCs w:val="22"/>
-        </w:rPr>
-        <w:t xml:space="preserve">Hiện tượng xảy ra ngẫu nhiên và không chịu sự chi phối của các yếu tố môi trường.</w:t>
-      </w:r>
-    </w:p>
-    <w:p>
-      <w:pPr>
-        <w:spacing w:after="40"/>
-      </w:pPr>
-      <w:r>
-        <w:rPr>
-          <w:rFonts w:ascii="Times New Roman" w:cs="Times New Roman" w:eastAsia="Times New Roman" w:hAnsi="Times New Roman"/>
-          <w:b/>
-          <w:bCs/>
-          <w:sz w:val="22"/>
-          <w:szCs w:val="22"/>
-        </w:rPr>
-        <w:t xml:space="preserve">   D. </w:t>
-      </w:r>
-      <w:r>
-        <w:rPr>
-          <w:rFonts w:ascii="Times New Roman" w:cs="Times New Roman" w:eastAsia="Times New Roman" w:hAnsi="Times New Roman"/>
-          <w:sz w:val="22"/>
-          <w:szCs w:val="22"/>
-        </w:rPr>
-        <w:t xml:space="preserve">Kết quả khảo sát không thể kiểm chứng lại bằng các phương pháp thực nghiệm khoa học.</w:t>
-      </w:r>
-    </w:p>
-    <w:p>
-      <w:pPr>
-        <w:spacing w:after="80" w:before="120"/>
-      </w:pPr>
-      <w:r>
-        <w:rPr>
-          <w:rFonts w:ascii="Times New Roman" w:cs="Times New Roman" w:eastAsia="Times New Roman" w:hAnsi="Times New Roman"/>
-          <w:b/>
-          <w:bCs/>
-          <w:sz w:val="22"/>
-          <w:szCs w:val="22"/>
-        </w:rPr>
-        <w:t xml:space="preserve">Câu 10. </w:t>
-      </w:r>
-      <w:r>
-        <w:rPr>
-          <w:rFonts w:ascii="Times New Roman" w:cs="Times New Roman" w:eastAsia="Times New Roman" w:hAnsi="Times New Roman"/>
-          <w:sz w:val="22"/>
-          <w:szCs w:val="22"/>
-        </w:rPr>
-        <w:t xml:space="preserve">Theo chương trình Khoa học tự nhiên 8, nội dung nào sau đây là đúng khi nói về "Định luật bảo toàn khối lượng và phương trình hóa học"?</w:t>
-      </w:r>
-    </w:p>
-    <w:p>
-      <w:pPr>
-        <w:spacing w:after="40"/>
-      </w:pPr>
-      <w:r>
-        <w:rPr>
-          <w:rFonts w:ascii="Times New Roman" w:cs="Times New Roman" w:eastAsia="Times New Roman" w:hAnsi="Times New Roman"/>
-          <w:b/>
-          <w:bCs/>
-          <w:sz w:val="22"/>
-          <w:szCs w:val="22"/>
-        </w:rPr>
-        <w:t xml:space="preserve">   A. </w:t>
-      </w:r>
-      <w:r>
-        <w:rPr>
-          <w:rFonts w:ascii="Times New Roman" w:cs="Times New Roman" w:eastAsia="Times New Roman" w:hAnsi="Times New Roman"/>
-          <w:sz w:val="22"/>
-          <w:szCs w:val="22"/>
-        </w:rPr>
-        <w:t xml:space="preserve">Định luật bảo toàn khối lượng và phương trình hóa học</w:t>
-      </w:r>
-    </w:p>
-    <w:p>
-      <w:pPr>
-        <w:spacing w:after="40"/>
-      </w:pPr>
-      <w:r>
-        <w:rPr>
-          <w:rFonts w:ascii="Times New Roman" w:cs="Times New Roman" w:eastAsia="Times New Roman" w:hAnsi="Times New Roman"/>
-          <w:b/>
-          <w:bCs/>
-          <w:sz w:val="22"/>
-          <w:szCs w:val="22"/>
-        </w:rPr>
-        <w:t xml:space="preserve">   B. </w:t>
-      </w:r>
-      <w:r>
-        <w:rPr>
-          <w:rFonts w:ascii="Times New Roman" w:cs="Times New Roman" w:eastAsia="Times New Roman" w:hAnsi="Times New Roman"/>
-          <w:sz w:val="22"/>
-          <w:szCs w:val="22"/>
-        </w:rPr>
-        <w:t xml:space="preserve">Quá trình diễn ra độc lập và không tuân theo các định luật bảo toàn của tự nhiên.</w:t>
-      </w:r>
-    </w:p>
-    <w:p>
-      <w:pPr>
-        <w:spacing w:after="40"/>
-      </w:pPr>
-      <w:r>
-        <w:rPr>
-          <w:rFonts w:ascii="Times New Roman" w:cs="Times New Roman" w:eastAsia="Times New Roman" w:hAnsi="Times New Roman"/>
-          <w:b/>
-          <w:bCs/>
-          <w:sz w:val="22"/>
-          <w:szCs w:val="22"/>
-        </w:rPr>
-        <w:t xml:space="preserve">   C. </w:t>
-      </w:r>
-      <w:r>
-        <w:rPr>
-          <w:rFonts w:ascii="Times New Roman" w:cs="Times New Roman" w:eastAsia="Times New Roman" w:hAnsi="Times New Roman"/>
-          <w:sz w:val="22"/>
-          <w:szCs w:val="22"/>
-        </w:rPr>
-        <w:t xml:space="preserve">Hiện tượng xảy ra ngẫu nhiên và không chịu sự chi phối của các yếu tố môi trường.</w:t>
-      </w:r>
-    </w:p>
-    <w:p>
-      <w:pPr>
-        <w:spacing w:after="40"/>
-      </w:pPr>
-      <w:r>
-        <w:rPr>
-          <w:rFonts w:ascii="Times New Roman" w:cs="Times New Roman" w:eastAsia="Times New Roman" w:hAnsi="Times New Roman"/>
-          <w:b/>
-          <w:bCs/>
-          <w:sz w:val="22"/>
-          <w:szCs w:val="22"/>
-        </w:rPr>
-        <w:t xml:space="preserve">   D. </w:t>
-      </w:r>
-      <w:r>
-        <w:rPr>
-          <w:rFonts w:ascii="Times New Roman" w:cs="Times New Roman" w:eastAsia="Times New Roman" w:hAnsi="Times New Roman"/>
-          <w:sz w:val="22"/>
-          <w:szCs w:val="22"/>
-        </w:rPr>
-        <w:t xml:space="preserve">Kết quả khảo sát không thể kiểm chứng lại bằng các phương pháp thực nghiệm khoa học.</w:t>
-      </w:r>
-    </w:p>
-    <w:p>
-      <w:pPr>
-        <w:spacing w:after="80" w:before="120"/>
-      </w:pPr>
-      <w:r>
-        <w:rPr>
-          <w:rFonts w:ascii="Times New Roman" w:cs="Times New Roman" w:eastAsia="Times New Roman" w:hAnsi="Times New Roman"/>
-          <w:b/>
-          <w:bCs/>
-          <w:sz w:val="22"/>
-          <w:szCs w:val="22"/>
-        </w:rPr>
-        <w:t xml:space="preserve">Câu 11. </w:t>
-      </w:r>
-      <w:r>
-        <w:rPr>
-          <w:rFonts w:ascii="Times New Roman" w:cs="Times New Roman" w:eastAsia="Times New Roman" w:hAnsi="Times New Roman"/>
-          <w:sz w:val="22"/>
-          <w:szCs w:val="22"/>
-        </w:rPr>
-        <w:t xml:space="preserve">Theo chương trình Khoa học tự nhiên 8, nội dung nào sau đây là đúng khi nói về "Định luật bảo toàn khối lượng và phương trình hóa học"?</w:t>
-      </w:r>
-    </w:p>
-    <w:p>
-      <w:pPr>
-        <w:spacing w:after="40"/>
-      </w:pPr>
-      <w:r>
-        <w:rPr>
-          <w:rFonts w:ascii="Times New Roman" w:cs="Times New Roman" w:eastAsia="Times New Roman" w:hAnsi="Times New Roman"/>
-          <w:b/>
-          <w:bCs/>
-          <w:sz w:val="22"/>
-          <w:szCs w:val="22"/>
-        </w:rPr>
-        <w:t xml:space="preserve">   A. </w:t>
-      </w:r>
-      <w:r>
-        <w:rPr>
-          <w:rFonts w:ascii="Times New Roman" w:cs="Times New Roman" w:eastAsia="Times New Roman" w:hAnsi="Times New Roman"/>
-          <w:sz w:val="22"/>
-          <w:szCs w:val="22"/>
-        </w:rPr>
-        <w:t xml:space="preserve">Định luật bảo toàn khối lượng và phương trình hóa học</w:t>
-      </w:r>
-    </w:p>
-    <w:p>
-      <w:pPr>
-        <w:spacing w:after="40"/>
-      </w:pPr>
-      <w:r>
-        <w:rPr>
-          <w:rFonts w:ascii="Times New Roman" w:cs="Times New Roman" w:eastAsia="Times New Roman" w:hAnsi="Times New Roman"/>
-          <w:b/>
-          <w:bCs/>
-          <w:sz w:val="22"/>
-          <w:szCs w:val="22"/>
-        </w:rPr>
-        <w:t xml:space="preserve">   B. </w:t>
-      </w:r>
-      <w:r>
-        <w:rPr>
-          <w:rFonts w:ascii="Times New Roman" w:cs="Times New Roman" w:eastAsia="Times New Roman" w:hAnsi="Times New Roman"/>
-          <w:sz w:val="22"/>
-          <w:szCs w:val="22"/>
-        </w:rPr>
-        <w:t xml:space="preserve">Quá trình diễn ra độc lập và không tuân theo các định luật bảo toàn của tự nhiên.</w:t>
-      </w:r>
-    </w:p>
-    <w:p>
-      <w:pPr>
-        <w:spacing w:after="40"/>
-      </w:pPr>
-      <w:r>
-        <w:rPr>
-          <w:rFonts w:ascii="Times New Roman" w:cs="Times New Roman" w:eastAsia="Times New Roman" w:hAnsi="Times New Roman"/>
-          <w:b/>
-          <w:bCs/>
-          <w:sz w:val="22"/>
-          <w:szCs w:val="22"/>
-        </w:rPr>
-        <w:t xml:space="preserve">   C. </w:t>
-      </w:r>
-      <w:r>
-        <w:rPr>
-          <w:rFonts w:ascii="Times New Roman" w:cs="Times New Roman" w:eastAsia="Times New Roman" w:hAnsi="Times New Roman"/>
-          <w:sz w:val="22"/>
-          <w:szCs w:val="22"/>
-        </w:rPr>
-        <w:t xml:space="preserve">Hiện tượng xảy ra ngẫu nhiên và không chịu sự chi phối của các yếu tố môi trường.</w:t>
-      </w:r>
-    </w:p>
-    <w:p>
-      <w:pPr>
-        <w:spacing w:after="40"/>
-      </w:pPr>
-      <w:r>
-        <w:rPr>
-          <w:rFonts w:ascii="Times New Roman" w:cs="Times New Roman" w:eastAsia="Times New Roman" w:hAnsi="Times New Roman"/>
-          <w:b/>
-          <w:bCs/>
-          <w:sz w:val="22"/>
-          <w:szCs w:val="22"/>
-        </w:rPr>
-        <w:t xml:space="preserve">   D. </w:t>
-      </w:r>
-      <w:r>
-        <w:rPr>
-          <w:rFonts w:ascii="Times New Roman" w:cs="Times New Roman" w:eastAsia="Times New Roman" w:hAnsi="Times New Roman"/>
-          <w:sz w:val="22"/>
-          <w:szCs w:val="22"/>
-        </w:rPr>
-        <w:t xml:space="preserve">Kết quả khảo sát không thể kiểm chứng lại bằng các phương pháp thực nghiệm khoa học.</w:t>
-      </w:r>
-    </w:p>
-    <w:p>
-      <w:pPr>
-        <w:spacing w:after="80" w:before="120"/>
-      </w:pPr>
-      <w:r>
-        <w:rPr>
-          <w:rFonts w:ascii="Times New Roman" w:cs="Times New Roman" w:eastAsia="Times New Roman" w:hAnsi="Times New Roman"/>
-          <w:b/>
-          <w:bCs/>
-          <w:sz w:val="22"/>
-          <w:szCs w:val="22"/>
-        </w:rPr>
-        <w:t xml:space="preserve">Câu 12. </w:t>
-      </w:r>
-      <w:r>
-        <w:rPr>
-          <w:rFonts w:ascii="Times New Roman" w:cs="Times New Roman" w:eastAsia="Times New Roman" w:hAnsi="Times New Roman"/>
-          <w:sz w:val="22"/>
-          <w:szCs w:val="22"/>
-        </w:rPr>
-        <w:t xml:space="preserve">Đơn vị đo khối lượng hợp pháp trong hệ thống đo lường của nước ta (SI) là</w:t>
-      </w:r>
-    </w:p>
-    <w:p>
-      <w:pPr>
-        <w:spacing w:after="40"/>
-      </w:pPr>
-      <w:r>
-        <w:rPr>
-          <w:rFonts w:ascii="Times New Roman" w:cs="Times New Roman" w:eastAsia="Times New Roman" w:hAnsi="Times New Roman"/>
-          <w:b/>
-          <w:bCs/>
-          <w:sz w:val="22"/>
-          <w:szCs w:val="22"/>
-        </w:rPr>
-        <w:t xml:space="preserve">   A. </w:t>
-      </w:r>
-      <w:r>
-        <w:rPr>
-          <w:rFonts w:ascii="Times New Roman" w:cs="Times New Roman" w:eastAsia="Times New Roman" w:hAnsi="Times New Roman"/>
-          <w:sz w:val="22"/>
-          <w:szCs w:val="22"/>
-        </w:rPr>
-        <w:t xml:space="preserve">gam (g).</w:t>
-      </w:r>
-    </w:p>
-    <w:p>
-      <w:pPr>
-        <w:spacing w:after="40"/>
-      </w:pPr>
-      <w:r>
-        <w:rPr>
-          <w:rFonts w:ascii="Times New Roman" w:cs="Times New Roman" w:eastAsia="Times New Roman" w:hAnsi="Times New Roman"/>
-          <w:b/>
-          <w:bCs/>
-          <w:sz w:val="22"/>
-          <w:szCs w:val="22"/>
-        </w:rPr>
-        <w:t xml:space="preserve">   B. </w:t>
-      </w:r>
-      <w:r>
-        <w:rPr>
-          <w:rFonts w:ascii="Times New Roman" w:cs="Times New Roman" w:eastAsia="Times New Roman" w:hAnsi="Times New Roman"/>
-          <w:sz w:val="22"/>
-          <w:szCs w:val="22"/>
-        </w:rPr>
-        <w:t xml:space="preserve">kilôgam (kg).</w:t>
-      </w:r>
-    </w:p>
-    <w:p>
-      <w:pPr>
-        <w:spacing w:after="40"/>
-      </w:pPr>
-      <w:r>
-        <w:rPr>
-          <w:rFonts w:ascii="Times New Roman" w:cs="Times New Roman" w:eastAsia="Times New Roman" w:hAnsi="Times New Roman"/>
-          <w:b/>
-          <w:bCs/>
-          <w:sz w:val="22"/>
-          <w:szCs w:val="22"/>
-        </w:rPr>
-        <w:t xml:space="preserve">   C. </w:t>
-      </w:r>
-      <w:r>
-        <w:rPr>
-          <w:rFonts w:ascii="Times New Roman" w:cs="Times New Roman" w:eastAsia="Times New Roman" w:hAnsi="Times New Roman"/>
-          <w:sz w:val="22"/>
-          <w:szCs w:val="22"/>
-        </w:rPr>
-        <w:t xml:space="preserve">tấn (t).</w:t>
-      </w:r>
-    </w:p>
-    <w:p>
-      <w:pPr>
-        <w:spacing w:after="40"/>
-      </w:pPr>
-      <w:r>
-        <w:rPr>
-          <w:rFonts w:ascii="Times New Roman" w:cs="Times New Roman" w:eastAsia="Times New Roman" w:hAnsi="Times New Roman"/>
-          <w:b/>
-          <w:bCs/>
-          <w:sz w:val="22"/>
-          <w:szCs w:val="22"/>
-        </w:rPr>
-        <w:t xml:space="preserve">   D. </w:t>
-      </w:r>
-      <w:r>
-        <w:rPr>
-          <w:rFonts w:ascii="Times New Roman" w:cs="Times New Roman" w:eastAsia="Times New Roman" w:hAnsi="Times New Roman"/>
-          <w:sz w:val="22"/>
-          <w:szCs w:val="22"/>
-        </w:rPr>
-        <w:t xml:space="preserve">tạ.</w:t>
-      </w:r>
-    </w:p>
-    <w:p>
-      <w:pPr>
-        <w:spacing w:after="80" w:before="120"/>
-      </w:pPr>
-      <w:r>
-        <w:rPr>
-          <w:rFonts w:ascii="Times New Roman" w:cs="Times New Roman" w:eastAsia="Times New Roman" w:hAnsi="Times New Roman"/>
-          <w:b/>
-          <w:bCs/>
-          <w:sz w:val="22"/>
-          <w:szCs w:val="22"/>
-        </w:rPr>
-        <w:t xml:space="preserve">Câu 13. </w:t>
-      </w:r>
-      <w:r>
-        <w:rPr>
-          <w:rFonts w:ascii="Times New Roman" w:cs="Times New Roman" w:eastAsia="Times New Roman" w:hAnsi="Times New Roman"/>
-          <w:sz w:val="22"/>
-          <w:szCs w:val="22"/>
-        </w:rPr>
-        <w:t xml:space="preserve">Đơn vị đo khối lượng hợp pháp trong hệ thống đo lường của nước ta (SI) là</w:t>
-      </w:r>
-    </w:p>
-    <w:p>
-      <w:pPr>
-        <w:spacing w:after="40"/>
-      </w:pPr>
-      <w:r>
-        <w:rPr>
-          <w:rFonts w:ascii="Times New Roman" w:cs="Times New Roman" w:eastAsia="Times New Roman" w:hAnsi="Times New Roman"/>
-          <w:b/>
-          <w:bCs/>
-          <w:sz w:val="22"/>
-          <w:szCs w:val="22"/>
-        </w:rPr>
-        <w:t xml:space="preserve">   A. </w:t>
-      </w:r>
-      <w:r>
-        <w:rPr>
-          <w:rFonts w:ascii="Times New Roman" w:cs="Times New Roman" w:eastAsia="Times New Roman" w:hAnsi="Times New Roman"/>
-          <w:sz w:val="22"/>
-          <w:szCs w:val="22"/>
-        </w:rPr>
-        <w:t xml:space="preserve">gam (g).</w:t>
-      </w:r>
-    </w:p>
-    <w:p>
-      <w:pPr>
-        <w:spacing w:after="40"/>
-      </w:pPr>
-      <w:r>
-        <w:rPr>
-          <w:rFonts w:ascii="Times New Roman" w:cs="Times New Roman" w:eastAsia="Times New Roman" w:hAnsi="Times New Roman"/>
-          <w:b/>
-          <w:bCs/>
-          <w:sz w:val="22"/>
-          <w:szCs w:val="22"/>
-        </w:rPr>
-        <w:t xml:space="preserve">   B. </w:t>
-      </w:r>
-      <w:r>
-        <w:rPr>
-          <w:rFonts w:ascii="Times New Roman" w:cs="Times New Roman" w:eastAsia="Times New Roman" w:hAnsi="Times New Roman"/>
-          <w:sz w:val="22"/>
-          <w:szCs w:val="22"/>
-        </w:rPr>
-        <w:t xml:space="preserve">kilôgam (kg).</w:t>
-      </w:r>
-    </w:p>
-    <w:p>
-      <w:pPr>
-        <w:spacing w:after="40"/>
-      </w:pPr>
-      <w:r>
-        <w:rPr>
-          <w:rFonts w:ascii="Times New Roman" w:cs="Times New Roman" w:eastAsia="Times New Roman" w:hAnsi="Times New Roman"/>
-          <w:b/>
-          <w:bCs/>
-          <w:sz w:val="22"/>
-          <w:szCs w:val="22"/>
-        </w:rPr>
-        <w:t xml:space="preserve">   C. </w:t>
-      </w:r>
-      <w:r>
-        <w:rPr>
-          <w:rFonts w:ascii="Times New Roman" w:cs="Times New Roman" w:eastAsia="Times New Roman" w:hAnsi="Times New Roman"/>
-          <w:sz w:val="22"/>
-          <w:szCs w:val="22"/>
-        </w:rPr>
-        <w:t xml:space="preserve">tấn (t).</w:t>
-      </w:r>
-    </w:p>
-    <w:p>
-      <w:pPr>
-        <w:spacing w:after="40"/>
-      </w:pPr>
-      <w:r>
-        <w:rPr>
-          <w:rFonts w:ascii="Times New Roman" w:cs="Times New Roman" w:eastAsia="Times New Roman" w:hAnsi="Times New Roman"/>
-          <w:b/>
-          <w:bCs/>
-          <w:sz w:val="22"/>
-          <w:szCs w:val="22"/>
-        </w:rPr>
-        <w:t xml:space="preserve">   D. </w:t>
-      </w:r>
-      <w:r>
-        <w:rPr>
-          <w:rFonts w:ascii="Times New Roman" w:cs="Times New Roman" w:eastAsia="Times New Roman" w:hAnsi="Times New Roman"/>
-          <w:sz w:val="22"/>
-          <w:szCs w:val="22"/>
-        </w:rPr>
-        <w:t xml:space="preserve">tạ.</w:t>
       </w:r>
     </w:p>
     <w:p>
@@ -2918,7 +2943,7 @@
           <w:sz w:val="22"/>
           <w:szCs w:val="22"/>
         </w:rPr>
-        <w:t xml:space="preserve">Một vật có khối lượng 650 g. Hãy đổi khối lượng này sang đơn vị kilôgam (kg):</w:t>
+        <w:t xml:space="preserve">Một xe tải chở hàng có khối lượng bản thân xe là 3,5 tấn. Người ta bốc lên xe 30 bao xi măng, mỗi bao có khối lượng ghi trên bao bì là 50 kg. Tổng khối lượng của cả xe và toàn bộ số xi măng trên xe bằng bao nhiêu tấn?</w:t>
       </w:r>
     </w:p>
     <w:p>
@@ -3412,8 +3437,16 @@
           <w:sz w:val="22"/>
           <w:szCs w:val="22"/>
         </w:rPr>
-        <w:t xml:space="preserve">1. Phát biểu định luật bảo toàn khối lượng trong phản ứng hoá học.
-2. Giải thích vì sao khi đốt cháy một thanh củi, khối lượng tro than còn lại lại nhỏ hơn khối lượng thanh củi ban đầu?</w:t>
+        <w:t xml:space="preserve">1. Phát biểu định luật bảo toàn khối lượng trong phản ứng hoá học.</w:t>
+      </w:r>
+      <w:r>
+        <w:rPr>
+          <w:rFonts w:ascii="Times New Roman" w:cs="Times New Roman" w:eastAsia="Times New Roman" w:hAnsi="Times New Roman"/>
+          <w:sz w:val="22"/>
+          <w:szCs w:val="22"/>
+        </w:rPr>
+        <w:br/>
+        <w:t xml:space="preserve">2. Giải thích vì sao khi đốt cháy một thanh củi, khối lượng tro than còn lại lại nhỏ hơn khối lượng thanh củi ban đầu?</w:t>
       </w:r>
     </w:p>
     <w:p>
@@ -3467,8 +3500,34 @@
           <w:sz w:val="22"/>
           <w:szCs w:val="22"/>
         </w:rPr>
-        <w:t xml:space="preserve">1. Nêu sự khác nhau cơ bản giữa khối lượng và trọng lượng của một vật thể.
-2. Một túi đường có khối lượng ghi trên bao bì là 1 kg. Trọng lượng của túi đường này trên mặt đất xấp xỉ bằng bao nhiêu Newton?</w:t>
+        <w:t xml:space="preserve">Vận dụng kiến thức bài học "Định luật bảo toàn khối lượng và phương trình hóa học" trong chương trình Khoa học tự nhiên 8:</w:t>
+      </w:r>
+      <w:r>
+        <w:rPr>
+          <w:rFonts w:ascii="Times New Roman" w:cs="Times New Roman" w:eastAsia="Times New Roman" w:hAnsi="Times New Roman"/>
+          <w:sz w:val="22"/>
+          <w:szCs w:val="22"/>
+        </w:rPr>
+        <w:br/>
+        <w:t xml:space="preserve">1. Trình bày bản chất khoa học hoặc cơ chế giải thích cho hiện tượng: "Định luật bảo toàn khối lượng và phương trình hóa học".</w:t>
+      </w:r>
+      <w:r>
+        <w:rPr>
+          <w:rFonts w:ascii="Times New Roman" w:cs="Times New Roman" w:eastAsia="Times New Roman" w:hAnsi="Times New Roman"/>
+          <w:sz w:val="22"/>
+          <w:szCs w:val="22"/>
+        </w:rPr>
+        <w:br/>
+        <w:t xml:space="preserve">2. Lấy một ví dụ thực tiễn trong cuộc sống hàng ngày hoặc sản xuất minh họa cho hiện tượng trên.</w:t>
+      </w:r>
+      <w:r>
+        <w:rPr>
+          <w:rFonts w:ascii="Times New Roman" w:cs="Times New Roman" w:eastAsia="Times New Roman" w:hAnsi="Times New Roman"/>
+          <w:sz w:val="22"/>
+          <w:szCs w:val="22"/>
+        </w:rPr>
+        <w:br/>
+        <w:t xml:space="preserve">3. Đề xuất biện pháp an toàn khi tiếp xúc hoặc giải pháp bảo vệ môi trường liên quan đến nội dung này.</w:t>
       </w:r>
     </w:p>
     <w:p>
@@ -3522,8 +3581,16 @@
           <w:sz w:val="22"/>
           <w:szCs w:val="22"/>
         </w:rPr>
-        <w:t xml:space="preserve">1. Nêu sự khác nhau cơ bản giữa khối lượng và trọng lượng của một vật thể.
-2. Một túi đường có khối lượng ghi trên bao bì là 1 kg. Trọng lượng của túi đường này trên mặt đất xấp xỉ bằng bao nhiêu Newton?</w:t>
+        <w:t xml:space="preserve">1. Nêu sự khác nhau cơ bản giữa khối lượng và trọng lượng của một vật thể.</w:t>
+      </w:r>
+      <w:r>
+        <w:rPr>
+          <w:rFonts w:ascii="Times New Roman" w:cs="Times New Roman" w:eastAsia="Times New Roman" w:hAnsi="Times New Roman"/>
+          <w:sz w:val="22"/>
+          <w:szCs w:val="22"/>
+        </w:rPr>
+        <w:br/>
+        <w:t xml:space="preserve">2. Một túi đường có khối lượng ghi trên bao bì là 1 kg. Trọng lượng của túi đường này trên mặt đất xấp xỉ bằng bao nhiêu Newton?</w:t>
       </w:r>
     </w:p>
     <w:p>
